--- a/src/data/documents/6. ĐỊNH LƯỢNG BETA HCG.docx
+++ b/src/data/documents/6. ĐỊNH LƯỢNG BETA HCG.docx
@@ -1,10 +1,11 @@
 
 <file path=word/document.xml><?xml version="1.0" encoding="utf-8"?>
-<w:document xmlns:wpc="http://schemas.microsoft.com/office/word/2010/wordprocessingCanvas" xmlns:cx="http://schemas.microsoft.com/office/drawing/2014/chartex" xmlns:mc="http://schemas.openxmlformats.org/markup-compatibility/2006" xmlns:o="urn:schemas-microsoft-com:office:office" xmlns:r="http://schemas.openxmlformats.org/officeDocument/2006/relationships" xmlns:m="http://schemas.openxmlformats.org/officeDocument/2006/math" xmlns:v="urn:schemas-microsoft-com:vml" xmlns:wp14="http://schemas.microsoft.com/office/word/2010/wordprocessingDrawing" xmlns:wp="http://schemas.openxmlformats.org/drawingml/2006/wordprocessingDrawing" xmlns:w10="urn:schemas-microsoft-com:office:word" xmlns:w="http://schemas.openxmlformats.org/wordprocessingml/2006/main" xmlns:w14="http://schemas.microsoft.com/office/word/2010/wordml" xmlns:w15="http://schemas.microsoft.com/office/word/2012/wordml" xmlns:w16se="http://schemas.microsoft.com/office/word/2015/wordml/symex" xmlns:wpg="http://schemas.microsoft.com/office/word/2010/wordprocessingGroup" xmlns:wpi="http://schemas.microsoft.com/office/word/2010/wordprocessingInk" xmlns:wne="http://schemas.microsoft.com/office/word/2006/wordml" xmlns:wps="http://schemas.microsoft.com/office/word/2010/wordprocessingShape" mc:Ignorable="w14 w15 w16se wp14">
+<w:document xmlns:o="urn:schemas-microsoft-com:office:office" xmlns:r="http://schemas.openxmlformats.org/officeDocument/2006/relationships" xmlns:v="urn:schemas-microsoft-com:vml" xmlns:w="http://schemas.openxmlformats.org/wordprocessingml/2006/main" xmlns:w10="urn:schemas-microsoft-com:office:word" xmlns:wp="http://schemas.openxmlformats.org/drawingml/2006/wordprocessingDrawing" xmlns:pic="http://schemas.openxmlformats.org/drawingml/2006/picture" xmlns:wps="http://schemas.microsoft.com/office/word/2010/wordprocessingShape" xmlns:wpg="http://schemas.microsoft.com/office/word/2010/wordprocessingGroup" xmlns:mc="http://schemas.openxmlformats.org/markup-compatibility/2006" xmlns:wp14="http://schemas.microsoft.com/office/word/2010/wordprocessingDrawing" xmlns:w14="http://schemas.microsoft.com/office/word/2010/wordml" xmlns:w15="http://schemas.microsoft.com/office/word/2012/wordml" mc:Ignorable="w14 wp14 w15">
   <w:body>
     <w:p>
       <w:pPr>
-        <w:spacing w:after="0" w:line="240" w:lineRule="auto"/>
+        <w:pStyle w:val="Normal"/>
+        <w:spacing w:lineRule="auto" w:line="240" w:before="0" w:after="0"/>
         <w:jc w:val="center"/>
         <w:rPr>
           <w:rFonts w:eastAsia="Times New Roman" w:cs="Times New Roman"/>
@@ -25,30 +26,40 @@
     </w:p>
     <w:p>
       <w:pPr>
-        <w:spacing w:after="0" w:line="240" w:lineRule="auto"/>
-        <w:jc w:val="left"/>
-        <w:rPr>
-          <w:rFonts w:eastAsia="Times New Roman" w:cs="Times New Roman"/>
-          <w:szCs w:val="26"/>
-        </w:rPr>
-      </w:pPr>
-    </w:p>
-    <w:p>
-      <w:pPr>
+        <w:pStyle w:val="Normal"/>
+        <w:spacing w:lineRule="auto" w:line="240" w:before="0" w:after="0"/>
+        <w:jc w:val="start"/>
+        <w:rPr>
+          <w:rFonts w:eastAsia="Times New Roman" w:cs="Times New Roman"/>
+          <w:szCs w:val="26"/>
+        </w:rPr>
+      </w:pPr>
+      <w:r>
+        <w:rPr>
+          <w:rFonts w:eastAsia="Times New Roman" w:cs="Times New Roman"/>
+          <w:szCs w:val="26"/>
+        </w:rPr>
+      </w:r>
+    </w:p>
+    <w:p>
+      <w:pPr>
+        <w:pStyle w:val="Normal"/>
         <w:numPr>
           <w:ilvl w:val="0"/>
           <w:numId w:val="1"/>
         </w:numPr>
-        <w:spacing w:before="60" w:after="60" w:line="276" w:lineRule="auto"/>
+        <w:spacing w:lineRule="auto" w:line="276" w:before="60" w:after="60"/>
         <w:contextualSpacing/>
         <w:rPr>
-          <w:rFonts w:eastAsia="Times New Roman" w:cs="Times New Roman"/>
-          <w:szCs w:val="26"/>
-        </w:rPr>
-      </w:pPr>
-      <w:r>
-        <w:rPr>
-          <w:rFonts w:eastAsia="Times New Roman" w:cs="Times New Roman"/>
+          <w:b/>
+          <w:bCs/>
+        </w:rPr>
+      </w:pPr>
+      <w:r>
+        <w:rPr>
+          <w:rFonts w:eastAsia="Times New Roman" w:cs="Times New Roman"/>
+          <w:b/>
+          <w:bCs/>
           <w:szCs w:val="26"/>
         </w:rPr>
         <w:t>Trong giai đoạn chuẩn bị bệnh phẩm sau khi rã đông mẫu huyết thanh (bảo quản ở -20°C) để thực hiện định lượng Beta hCG, kỹ thuật viên đưa mẫu về nhiệt độ phòng (20-25°C). Thao tác chuẩn xác tiếp theo và khung thời gian bắt buộc để hoàn tất phân tích nhằm đảm bảo tính chính xác của kết quả là gì?</w:t>
@@ -56,18 +67,18 @@
     </w:p>
     <w:p>
       <w:pPr>
-        <w:spacing w:after="0" w:line="240" w:lineRule="auto"/>
-        <w:jc w:val="left"/>
-        <w:rPr>
-          <w:rFonts w:eastAsia="Times New Roman" w:cs="Times New Roman"/>
-          <w:szCs w:val="26"/>
-        </w:rPr>
-      </w:pPr>
-      <w:r>
-        <w:rPr>
-          <w:rFonts w:eastAsia="Times New Roman" w:cs="Times New Roman"/>
-          <w:bCs/>
-          <w:color w:val="0000FF"/>
+        <w:pStyle w:val="Normal"/>
+        <w:spacing w:lineRule="auto" w:line="240" w:before="0" w:after="0"/>
+        <w:jc w:val="start"/>
+        <w:rPr>
+          <w:color w:val="FF0000"/>
+        </w:rPr>
+      </w:pPr>
+      <w:r>
+        <w:rPr>
+          <w:rFonts w:eastAsia="Times New Roman" w:cs="Times New Roman"/>
+          <w:bCs/>
+          <w:color w:val="FF0000"/>
           <w:szCs w:val="26"/>
         </w:rPr>
         <w:t xml:space="preserve">A. Lắc đều mẫu bệnh phẩm và tiến hành phân tích ngay trong vòng 2 giờ. </w:t>
@@ -75,8 +86,9 @@
     </w:p>
     <w:p>
       <w:pPr>
-        <w:spacing w:after="0" w:line="240" w:lineRule="auto"/>
-        <w:jc w:val="left"/>
+        <w:pStyle w:val="Normal"/>
+        <w:spacing w:lineRule="auto" w:line="240" w:before="0" w:after="0"/>
+        <w:jc w:val="start"/>
         <w:rPr>
           <w:rFonts w:eastAsia="Times New Roman" w:cs="Times New Roman"/>
           <w:szCs w:val="26"/>
@@ -92,8 +104,9 @@
     </w:p>
     <w:p>
       <w:pPr>
-        <w:spacing w:after="0" w:line="240" w:lineRule="auto"/>
-        <w:jc w:val="left"/>
+        <w:pStyle w:val="Normal"/>
+        <w:spacing w:lineRule="auto" w:line="240" w:before="0" w:after="0"/>
+        <w:jc w:val="start"/>
         <w:rPr>
           <w:rFonts w:eastAsia="Times New Roman" w:cs="Times New Roman"/>
           <w:szCs w:val="26"/>
@@ -109,8 +122,9 @@
     </w:p>
     <w:p>
       <w:pPr>
-        <w:spacing w:after="0" w:line="240" w:lineRule="auto"/>
-        <w:jc w:val="left"/>
+        <w:pStyle w:val="Normal"/>
+        <w:spacing w:lineRule="auto" w:line="240" w:before="0" w:after="0"/>
+        <w:jc w:val="start"/>
         <w:rPr>
           <w:rFonts w:eastAsia="Times New Roman" w:cs="Times New Roman"/>
           <w:szCs w:val="26"/>
@@ -126,23 +140,27 @@
     </w:p>
     <w:p>
       <w:pPr>
+        <w:pStyle w:val="Normal"/>
         <w:numPr>
           <w:ilvl w:val="0"/>
           <w:numId w:val="1"/>
         </w:numPr>
-        <w:spacing w:before="60" w:after="60" w:line="276" w:lineRule="auto"/>
+        <w:spacing w:lineRule="auto" w:line="276" w:before="60" w:after="60"/>
         <w:contextualSpacing/>
         <w:rPr>
-          <w:rFonts w:eastAsia="Times New Roman" w:cs="Times New Roman"/>
-          <w:szCs w:val="26"/>
-          <w:highlight w:val="yellow"/>
-        </w:rPr>
-      </w:pPr>
-      <w:r>
-        <w:rPr>
-          <w:rFonts w:eastAsia="Times New Roman" w:cs="Times New Roman"/>
-          <w:szCs w:val="26"/>
-          <w:highlight w:val="yellow"/>
+          <w:b/>
+          <w:bCs/>
+          <w:highlight w:val="none"/>
+          <w:shd w:fill="auto" w:val="clear"/>
+        </w:rPr>
+      </w:pPr>
+      <w:r>
+        <w:rPr>
+          <w:rFonts w:eastAsia="Times New Roman" w:cs="Times New Roman"/>
+          <w:b/>
+          <w:bCs/>
+          <w:szCs w:val="26"/>
+          <w:shd w:fill="auto" w:val="clear"/>
         </w:rPr>
         <w:t xml:space="preserve">Khi quản lý và kiểm soát hạn sử dụng thuốc thử định lượng Beta hCG tại phòng xét nghiệm (thuốc thử vẫn còn hạn sử dụng gốc từ nhà sản xuất), trường hợp nào sau đây </w:t>
       </w:r>
@@ -152,23 +170,27 @@
           <w:b/>
           <w:bCs/>
           <w:szCs w:val="26"/>
-          <w:highlight w:val="yellow"/>
+          <w:shd w:fill="auto" w:val="clear"/>
         </w:rPr>
         <w:t>vi phạm</w:t>
       </w:r>
       <w:r>
         <w:rPr>
           <w:rFonts w:eastAsia="Times New Roman" w:cs="Times New Roman"/>
-          <w:szCs w:val="26"/>
-          <w:highlight w:val="yellow"/>
+          <w:b/>
+          <w:bCs/>
+          <w:szCs w:val="26"/>
+          <w:shd w:fill="auto" w:val="clear"/>
         </w:rPr>
         <w:t xml:space="preserve"> quy định bảo quản của quy trình kỹ thuật?</w:t>
       </w:r>
       <w:r>
         <w:rPr>
           <w:rFonts w:eastAsia="Times New Roman" w:cs="Times New Roman"/>
-          <w:szCs w:val="26"/>
-          <w:highlight w:val="yellow"/>
+          <w:b/>
+          <w:bCs/>
+          <w:szCs w:val="26"/>
+          <w:shd w:fill="auto" w:val="clear"/>
           <w:lang w:val="vi-VN"/>
         </w:rPr>
         <w:t xml:space="preserve"> Không phù hợp thực tế</w:t>
@@ -176,8 +198,9 @@
     </w:p>
     <w:p>
       <w:pPr>
-        <w:spacing w:after="0" w:line="240" w:lineRule="auto"/>
-        <w:jc w:val="left"/>
+        <w:pStyle w:val="Normal"/>
+        <w:spacing w:lineRule="auto" w:line="240" w:before="0" w:after="0"/>
+        <w:jc w:val="start"/>
         <w:rPr>
           <w:rFonts w:eastAsia="Times New Roman" w:cs="Times New Roman"/>
           <w:szCs w:val="26"/>
@@ -193,20 +216,18 @@
     </w:p>
     <w:p>
       <w:pPr>
-        <w:spacing w:after="0" w:line="240" w:lineRule="auto"/>
-        <w:jc w:val="left"/>
-        <w:rPr>
-          <w:rFonts w:eastAsia="Times New Roman" w:cs="Times New Roman"/>
-          <w:bCs/>
-          <w:color w:val="0000FF"/>
-          <w:szCs w:val="26"/>
-        </w:rPr>
-      </w:pPr>
-      <w:r>
-        <w:rPr>
-          <w:rFonts w:eastAsia="Times New Roman" w:cs="Times New Roman"/>
-          <w:bCs/>
-          <w:color w:val="0000FF"/>
+        <w:pStyle w:val="Normal"/>
+        <w:spacing w:lineRule="auto" w:line="240" w:before="0" w:after="0"/>
+        <w:jc w:val="start"/>
+        <w:rPr>
+          <w:color w:val="FF0000"/>
+        </w:rPr>
+      </w:pPr>
+      <w:r>
+        <w:rPr>
+          <w:rFonts w:eastAsia="Times New Roman" w:cs="Times New Roman"/>
+          <w:bCs/>
+          <w:color w:val="FF0000"/>
           <w:szCs w:val="26"/>
         </w:rPr>
         <w:t xml:space="preserve">B. Thuốc thử đã mở nắp, được đặt liên tục trên hệ thống máy phân tích được 9 tuần. </w:t>
@@ -214,8 +235,9 @@
     </w:p>
     <w:p>
       <w:pPr>
-        <w:spacing w:after="0" w:line="240" w:lineRule="auto"/>
-        <w:jc w:val="left"/>
+        <w:pStyle w:val="Normal"/>
+        <w:spacing w:lineRule="auto" w:line="240" w:before="0" w:after="0"/>
+        <w:jc w:val="start"/>
         <w:rPr>
           <w:rFonts w:eastAsia="Times New Roman" w:cs="Times New Roman"/>
           <w:szCs w:val="26"/>
@@ -231,8 +253,9 @@
     </w:p>
     <w:p>
       <w:pPr>
-        <w:spacing w:after="0" w:line="240" w:lineRule="auto"/>
-        <w:jc w:val="left"/>
+        <w:pStyle w:val="Normal"/>
+        <w:spacing w:lineRule="auto" w:line="240" w:before="0" w:after="0"/>
+        <w:jc w:val="start"/>
         <w:rPr>
           <w:rFonts w:eastAsia="Times New Roman" w:cs="Times New Roman"/>
           <w:szCs w:val="26"/>
@@ -248,20 +271,23 @@
     </w:p>
     <w:p>
       <w:pPr>
+        <w:pStyle w:val="Normal"/>
         <w:numPr>
           <w:ilvl w:val="0"/>
           <w:numId w:val="1"/>
         </w:numPr>
-        <w:spacing w:before="60" w:after="60" w:line="276" w:lineRule="auto"/>
+        <w:spacing w:lineRule="auto" w:line="276" w:before="60" w:after="60"/>
         <w:contextualSpacing/>
         <w:rPr>
-          <w:rFonts w:eastAsia="Times New Roman" w:cs="Times New Roman"/>
-          <w:szCs w:val="26"/>
-        </w:rPr>
-      </w:pPr>
-      <w:r>
-        <w:rPr>
-          <w:rFonts w:eastAsia="Times New Roman" w:cs="Times New Roman"/>
+          <w:b/>
+          <w:bCs/>
+        </w:rPr>
+      </w:pPr>
+      <w:r>
+        <w:rPr>
+          <w:rFonts w:eastAsia="Times New Roman" w:cs="Times New Roman"/>
+          <w:b/>
+          <w:bCs/>
           <w:szCs w:val="26"/>
         </w:rPr>
         <w:t>Khi phân tích mẫu bệnh phẩm định lượng Beta hCG cho nghi ngờ lâm sàng thai trứng hoặc ung thư tế bào lá nuôi có nồng độ cực cao, kỹ thuật viên nhận thấy nguy cơ xảy ra sai lệch kết quả do "hiệu ứng hook effect". Căn cứ vào quy trình, hiệu ứng này xảy ra ở ngưỡng nồng độ nào và hành động xử trí tiêu chuẩn là gì?</w:t>
@@ -269,8 +295,9 @@
     </w:p>
     <w:p>
       <w:pPr>
-        <w:spacing w:after="0" w:line="240" w:lineRule="auto"/>
-        <w:jc w:val="left"/>
+        <w:pStyle w:val="Normal"/>
+        <w:spacing w:lineRule="auto" w:line="240" w:before="0" w:after="0"/>
+        <w:jc w:val="start"/>
         <w:rPr>
           <w:rFonts w:eastAsia="Times New Roman" w:cs="Times New Roman"/>
           <w:szCs w:val="26"/>
@@ -286,29 +313,31 @@
     </w:p>
     <w:p>
       <w:pPr>
-        <w:spacing w:after="0" w:line="240" w:lineRule="auto"/>
-        <w:jc w:val="left"/>
-        <w:rPr>
-          <w:rFonts w:eastAsia="Times New Roman" w:cs="Times New Roman"/>
-          <w:bCs/>
-          <w:color w:val="0000FF"/>
-          <w:szCs w:val="26"/>
-        </w:rPr>
-      </w:pPr>
-      <w:r>
-        <w:rPr>
-          <w:rFonts w:eastAsia="Times New Roman" w:cs="Times New Roman"/>
-          <w:bCs/>
-          <w:color w:val="0000FF"/>
-          <w:szCs w:val="26"/>
+        <w:pStyle w:val="Normal"/>
+        <w:spacing w:lineRule="auto" w:line="240" w:before="0" w:after="0"/>
+        <w:jc w:val="start"/>
+        <w:rPr>
+          <w:color w:val="FF0000"/>
+          <w:highlight w:val="none"/>
+          <w:shd w:fill="auto" w:val="clear"/>
+        </w:rPr>
+      </w:pPr>
+      <w:r>
+        <w:rPr>
+          <w:rFonts w:eastAsia="Times New Roman" w:cs="Times New Roman"/>
+          <w:bCs/>
+          <w:color w:val="FF0000"/>
+          <w:szCs w:val="26"/>
+          <w:shd w:fill="auto" w:val="clear"/>
         </w:rPr>
         <w:t xml:space="preserve">B. Nồng độ &gt; 750000 mIU/mL; xử trí bằng cách tiến hành pha loãng bệnh phẩm. </w:t>
       </w:r>
     </w:p>
     <w:p>
       <w:pPr>
-        <w:spacing w:after="0" w:line="240" w:lineRule="auto"/>
-        <w:jc w:val="left"/>
+        <w:pStyle w:val="Normal"/>
+        <w:spacing w:lineRule="auto" w:line="240" w:before="0" w:after="0"/>
+        <w:jc w:val="start"/>
         <w:rPr>
           <w:rFonts w:eastAsia="Times New Roman" w:cs="Times New Roman"/>
           <w:szCs w:val="26"/>
@@ -324,8 +353,9 @@
     </w:p>
     <w:p>
       <w:pPr>
-        <w:spacing w:after="0" w:line="240" w:lineRule="auto"/>
-        <w:jc w:val="left"/>
+        <w:pStyle w:val="Normal"/>
+        <w:spacing w:lineRule="auto" w:line="240" w:before="0" w:after="0"/>
+        <w:jc w:val="start"/>
         <w:rPr>
           <w:rFonts w:eastAsia="Times New Roman" w:cs="Times New Roman"/>
           <w:szCs w:val="26"/>
@@ -341,20 +371,23 @@
     </w:p>
     <w:p>
       <w:pPr>
+        <w:pStyle w:val="Normal"/>
         <w:numPr>
           <w:ilvl w:val="0"/>
           <w:numId w:val="1"/>
         </w:numPr>
-        <w:spacing w:before="60" w:after="60" w:line="276" w:lineRule="auto"/>
+        <w:spacing w:lineRule="auto" w:line="276" w:before="60" w:after="60"/>
         <w:contextualSpacing/>
         <w:rPr>
-          <w:rFonts w:eastAsia="Times New Roman" w:cs="Times New Roman"/>
-          <w:szCs w:val="26"/>
-        </w:rPr>
-      </w:pPr>
-      <w:r>
-        <w:rPr>
-          <w:rFonts w:eastAsia="Times New Roman" w:cs="Times New Roman"/>
+          <w:b/>
+          <w:bCs/>
+        </w:rPr>
+      </w:pPr>
+      <w:r>
+        <w:rPr>
+          <w:rFonts w:eastAsia="Times New Roman" w:cs="Times New Roman"/>
+          <w:b/>
+          <w:bCs/>
           <w:szCs w:val="26"/>
         </w:rPr>
         <w:t>Bệnh nhân có chỉ định định lượng Beta hCG có kết quả bất thường. Qua đối chiếu phiếu xét nghiệm và lâm sàng, kỹ thuật viên ghi nhận bệnh nhân có tình trạng tăng bilirubin máu &gt; 410 pmol/L và đang điều trị bằng thuốc có chứa biotin. Xử trí đúng quy định kỹ thuật đối với trường hợp sai sót này là gì?</w:t>
@@ -362,8 +395,9 @@
     </w:p>
     <w:p>
       <w:pPr>
-        <w:spacing w:after="0" w:line="240" w:lineRule="auto"/>
-        <w:jc w:val="left"/>
+        <w:pStyle w:val="Normal"/>
+        <w:spacing w:lineRule="auto" w:line="240" w:before="0" w:after="0"/>
+        <w:jc w:val="start"/>
         <w:rPr>
           <w:rFonts w:eastAsia="Times New Roman" w:cs="Times New Roman"/>
           <w:szCs w:val="26"/>
@@ -379,8 +413,9 @@
     </w:p>
     <w:p>
       <w:pPr>
-        <w:spacing w:after="0" w:line="240" w:lineRule="auto"/>
-        <w:jc w:val="left"/>
+        <w:pStyle w:val="Normal"/>
+        <w:spacing w:lineRule="auto" w:line="240" w:before="0" w:after="0"/>
+        <w:jc w:val="start"/>
         <w:rPr>
           <w:rFonts w:eastAsia="Times New Roman" w:cs="Times New Roman"/>
           <w:szCs w:val="26"/>
@@ -396,18 +431,18 @@
     </w:p>
     <w:p>
       <w:pPr>
-        <w:spacing w:after="0" w:line="240" w:lineRule="auto"/>
-        <w:jc w:val="left"/>
-        <w:rPr>
-          <w:rFonts w:eastAsia="Times New Roman" w:cs="Times New Roman"/>
-          <w:szCs w:val="26"/>
-        </w:rPr>
-      </w:pPr>
-      <w:r>
-        <w:rPr>
-          <w:rFonts w:eastAsia="Times New Roman" w:cs="Times New Roman"/>
-          <w:bCs/>
-          <w:color w:val="0000FF"/>
+        <w:pStyle w:val="Normal"/>
+        <w:spacing w:lineRule="auto" w:line="240" w:before="0" w:after="0"/>
+        <w:jc w:val="start"/>
+        <w:rPr>
+          <w:color w:val="FF0000"/>
+        </w:rPr>
+      </w:pPr>
+      <w:r>
+        <w:rPr>
+          <w:rFonts w:eastAsia="Times New Roman" w:cs="Times New Roman"/>
+          <w:bCs/>
+          <w:color w:val="FF0000"/>
           <w:szCs w:val="26"/>
         </w:rPr>
         <w:t xml:space="preserve">C. Yêu cầu điều trị tình trạng bệnh lý hoặc ngừng dùng thuốc rồi mới định lượng lại. </w:t>
@@ -415,8 +450,9 @@
     </w:p>
     <w:p>
       <w:pPr>
-        <w:spacing w:after="0" w:line="240" w:lineRule="auto"/>
-        <w:jc w:val="left"/>
+        <w:pStyle w:val="Normal"/>
+        <w:spacing w:lineRule="auto" w:line="240" w:before="0" w:after="0"/>
+        <w:jc w:val="start"/>
         <w:rPr>
           <w:rFonts w:eastAsia="Times New Roman" w:cs="Times New Roman"/>
           <w:szCs w:val="26"/>
@@ -432,20 +468,23 @@
     </w:p>
     <w:p>
       <w:pPr>
+        <w:pStyle w:val="Normal"/>
         <w:numPr>
           <w:ilvl w:val="0"/>
           <w:numId w:val="1"/>
         </w:numPr>
-        <w:spacing w:before="60" w:after="60" w:line="276" w:lineRule="auto"/>
+        <w:spacing w:lineRule="auto" w:line="276" w:before="60" w:after="60"/>
         <w:contextualSpacing/>
         <w:rPr>
-          <w:rFonts w:eastAsia="Times New Roman" w:cs="Times New Roman"/>
-          <w:szCs w:val="26"/>
-        </w:rPr>
-      </w:pPr>
-      <w:r>
-        <w:rPr>
-          <w:rFonts w:eastAsia="Times New Roman" w:cs="Times New Roman"/>
+          <w:b/>
+          <w:bCs/>
+        </w:rPr>
+      </w:pPr>
+      <w:r>
+        <w:rPr>
+          <w:rFonts w:eastAsia="Times New Roman" w:cs="Times New Roman"/>
+          <w:b/>
+          <w:bCs/>
           <w:szCs w:val="26"/>
         </w:rPr>
         <w:t>Trong nguyên lý kỹ thuật định lượng Beta hCG bằng phương pháp miễn dịch kiểu sandwich (sử dụng công nghệ hóa phát quang hoặc điện hóa phát quang), vai trò chuyên biệt của các thành phần tham gia phản ứng tạo tín hiệu phát quang được quy định như thế nào?</w:t>
@@ -453,20 +492,18 @@
     </w:p>
     <w:p>
       <w:pPr>
-        <w:spacing w:after="0" w:line="240" w:lineRule="auto"/>
-        <w:jc w:val="left"/>
-        <w:rPr>
-          <w:rFonts w:eastAsia="Times New Roman" w:cs="Times New Roman"/>
-          <w:bCs/>
-          <w:color w:val="0000FF"/>
-          <w:szCs w:val="26"/>
-        </w:rPr>
-      </w:pPr>
-      <w:r>
-        <w:rPr>
-          <w:rFonts w:eastAsia="Times New Roman" w:cs="Times New Roman"/>
-          <w:bCs/>
-          <w:color w:val="0000FF"/>
+        <w:pStyle w:val="Normal"/>
+        <w:spacing w:lineRule="auto" w:line="240" w:before="0" w:after="0"/>
+        <w:jc w:val="start"/>
+        <w:rPr>
+          <w:color w:val="FF0000"/>
+        </w:rPr>
+      </w:pPr>
+      <w:r>
+        <w:rPr>
+          <w:rFonts w:eastAsia="Times New Roman" w:cs="Times New Roman"/>
+          <w:bCs/>
+          <w:color w:val="FF0000"/>
           <w:szCs w:val="26"/>
         </w:rPr>
         <w:t xml:space="preserve">A. Beta hCG trong mẫu thử đóng vai trò kháng nguyên, kẹp giữa kháng thể đơn dòng kháng hCG từ chuột gắn biotin và kháng thể đơn dòng kháng hCG từ chuột được đánh dấu bằng ruthenium. </w:t>
@@ -474,26 +511,27 @@
     </w:p>
     <w:p>
       <w:pPr>
-        <w:spacing w:after="0" w:line="240" w:lineRule="auto"/>
-        <w:jc w:val="left"/>
-        <w:rPr>
-          <w:rFonts w:eastAsia="Times New Roman" w:cs="Times New Roman"/>
-          <w:szCs w:val="26"/>
-        </w:rPr>
-      </w:pPr>
-      <w:r>
-        <w:rPr>
-          <w:rFonts w:eastAsia="Times New Roman" w:cs="Times New Roman"/>
-          <w:szCs w:val="26"/>
-        </w:rPr>
-        <w:lastRenderedPageBreak/>
+        <w:pStyle w:val="Normal"/>
+        <w:spacing w:lineRule="auto" w:line="240" w:before="0" w:after="0"/>
+        <w:jc w:val="start"/>
+        <w:rPr>
+          <w:rFonts w:eastAsia="Times New Roman" w:cs="Times New Roman"/>
+          <w:szCs w:val="26"/>
+        </w:rPr>
+      </w:pPr>
+      <w:r>
+        <w:rPr>
+          <w:rFonts w:eastAsia="Times New Roman" w:cs="Times New Roman"/>
+          <w:szCs w:val="26"/>
+        </w:rPr>
         <w:t xml:space="preserve">B. Beta hCG đóng vai trò kháng thể trung hòa, kẹp giữa hai kháng nguyên đơn dòng từ chuột gắn biotin và ruthenium. </w:t>
       </w:r>
     </w:p>
     <w:p>
       <w:pPr>
-        <w:spacing w:after="0" w:line="240" w:lineRule="auto"/>
-        <w:jc w:val="left"/>
+        <w:pStyle w:val="Normal"/>
+        <w:spacing w:lineRule="auto" w:line="240" w:before="0" w:after="0"/>
+        <w:jc w:val="start"/>
         <w:rPr>
           <w:rFonts w:eastAsia="Times New Roman" w:cs="Times New Roman"/>
           <w:szCs w:val="26"/>
@@ -509,8 +547,9 @@
     </w:p>
     <w:p>
       <w:pPr>
-        <w:spacing w:after="0" w:line="240" w:lineRule="auto"/>
-        <w:jc w:val="left"/>
+        <w:pStyle w:val="Normal"/>
+        <w:spacing w:lineRule="auto" w:line="240" w:before="0" w:after="0"/>
+        <w:jc w:val="start"/>
         <w:rPr>
           <w:rFonts w:eastAsia="Times New Roman" w:cs="Times New Roman"/>
           <w:szCs w:val="26"/>
@@ -526,31 +565,36 @@
     </w:p>
     <w:p>
       <w:pPr>
+        <w:pStyle w:val="Normal"/>
         <w:numPr>
           <w:ilvl w:val="0"/>
           <w:numId w:val="1"/>
         </w:numPr>
-        <w:spacing w:before="60" w:after="60" w:line="276" w:lineRule="auto"/>
+        <w:spacing w:lineRule="auto" w:line="276" w:before="60" w:after="60"/>
         <w:contextualSpacing/>
         <w:rPr>
-          <w:rFonts w:eastAsia="Times New Roman" w:cs="Times New Roman"/>
-          <w:szCs w:val="26"/>
-          <w:highlight w:val="yellow"/>
-        </w:rPr>
-      </w:pPr>
-      <w:r>
-        <w:rPr>
-          <w:rFonts w:eastAsia="Times New Roman" w:cs="Times New Roman"/>
-          <w:szCs w:val="26"/>
-          <w:highlight w:val="yellow"/>
+          <w:b/>
+          <w:bCs/>
+          <w:highlight w:val="none"/>
+          <w:shd w:fill="auto" w:val="clear"/>
+        </w:rPr>
+      </w:pPr>
+      <w:r>
+        <w:rPr>
+          <w:rFonts w:eastAsia="Times New Roman" w:cs="Times New Roman"/>
+          <w:b/>
+          <w:bCs/>
+          <w:szCs w:val="26"/>
+          <w:shd w:fill="auto" w:val="clear"/>
         </w:rPr>
         <w:t>Trước khi đưa mẫu bệnh phẩm vào phân tích định lượng Beta hCG trên các hệ thống máy miễn dịch tự động (như E411, e170, e601, Architect), điều kiện kiểm tra chất lượng nội kiểm (IQC) bắt buộc phải đạt được là gì?</w:t>
       </w:r>
     </w:p>
     <w:p>
       <w:pPr>
-        <w:spacing w:after="0" w:line="240" w:lineRule="auto"/>
-        <w:jc w:val="left"/>
+        <w:pStyle w:val="Normal"/>
+        <w:spacing w:lineRule="auto" w:line="240" w:before="0" w:after="0"/>
+        <w:jc w:val="start"/>
         <w:rPr>
           <w:rFonts w:eastAsia="Times New Roman" w:cs="Times New Roman"/>
           <w:szCs w:val="26"/>
@@ -566,16 +610,17 @@
     </w:p>
     <w:p>
       <w:pPr>
-        <w:spacing w:after="0" w:line="240" w:lineRule="auto"/>
-        <w:jc w:val="left"/>
-        <w:rPr>
-          <w:rFonts w:eastAsia="Times New Roman" w:cs="Times New Roman"/>
-          <w:szCs w:val="26"/>
-        </w:rPr>
-      </w:pPr>
-      <w:r>
-        <w:rPr>
-          <w:rFonts w:eastAsia="Times New Roman" w:cs="Times New Roman"/>
+        <w:pStyle w:val="Normal"/>
+        <w:spacing w:lineRule="auto" w:line="240" w:before="0" w:after="0"/>
+        <w:jc w:val="start"/>
+        <w:rPr>
+          <w:color w:val="FF0000"/>
+        </w:rPr>
+      </w:pPr>
+      <w:r>
+        <w:rPr>
+          <w:rFonts w:eastAsia="Times New Roman" w:cs="Times New Roman"/>
+          <w:color w:val="FF0000"/>
           <w:szCs w:val="26"/>
         </w:rPr>
         <w:t xml:space="preserve">B. </w:t>
@@ -584,7 +629,7 @@
         <w:rPr>
           <w:rFonts w:eastAsia="Times New Roman" w:cs="Times New Roman"/>
           <w:bCs/>
-          <w:color w:val="0000FF"/>
+          <w:color w:val="FF0000"/>
           <w:szCs w:val="26"/>
         </w:rPr>
         <w:t>Sử dụng control 3 miền (thấp, bình thường và cao), đối chiếu đạt theo luật về nội kiểm chất lượng.</w:t>
@@ -592,6 +637,7 @@
       <w:r>
         <w:rPr>
           <w:rFonts w:eastAsia="Times New Roman" w:cs="Times New Roman"/>
+          <w:color w:val="FF0000"/>
           <w:szCs w:val="26"/>
         </w:rPr>
         <w:t xml:space="preserve"> </w:t>
@@ -599,8 +645,9 @@
     </w:p>
     <w:p>
       <w:pPr>
-        <w:spacing w:after="0" w:line="240" w:lineRule="auto"/>
-        <w:jc w:val="left"/>
+        <w:pStyle w:val="Normal"/>
+        <w:spacing w:lineRule="auto" w:line="240" w:before="0" w:after="0"/>
+        <w:jc w:val="start"/>
         <w:rPr>
           <w:rFonts w:eastAsia="Times New Roman" w:cs="Times New Roman"/>
           <w:szCs w:val="26"/>
@@ -616,8 +663,9 @@
     </w:p>
     <w:p>
       <w:pPr>
-        <w:spacing w:after="0" w:line="240" w:lineRule="auto"/>
-        <w:jc w:val="left"/>
+        <w:pStyle w:val="Normal"/>
+        <w:spacing w:lineRule="auto" w:line="240" w:before="0" w:after="0"/>
+        <w:jc w:val="start"/>
         <w:rPr>
           <w:rFonts w:eastAsia="Times New Roman" w:cs="Times New Roman"/>
           <w:szCs w:val="26"/>
@@ -633,31 +681,36 @@
     </w:p>
     <w:p>
       <w:pPr>
+        <w:pStyle w:val="Normal"/>
         <w:numPr>
           <w:ilvl w:val="0"/>
           <w:numId w:val="1"/>
         </w:numPr>
-        <w:spacing w:before="60" w:after="60" w:line="276" w:lineRule="auto"/>
+        <w:spacing w:lineRule="auto" w:line="276" w:before="60" w:after="60"/>
         <w:contextualSpacing/>
         <w:rPr>
-          <w:rFonts w:eastAsia="Times New Roman" w:cs="Times New Roman"/>
-          <w:szCs w:val="26"/>
-          <w:highlight w:val="yellow"/>
-        </w:rPr>
-      </w:pPr>
-      <w:r>
-        <w:rPr>
-          <w:rFonts w:eastAsia="Times New Roman" w:cs="Times New Roman"/>
-          <w:szCs w:val="26"/>
-          <w:highlight w:val="yellow"/>
+          <w:b/>
+          <w:bCs/>
+          <w:highlight w:val="none"/>
+          <w:shd w:fill="auto" w:val="clear"/>
+        </w:rPr>
+      </w:pPr>
+      <w:r>
+        <w:rPr>
+          <w:rFonts w:eastAsia="Times New Roman" w:cs="Times New Roman"/>
+          <w:b/>
+          <w:bCs/>
+          <w:szCs w:val="26"/>
+          <w:shd w:fill="auto" w:val="clear"/>
         </w:rPr>
         <w:t>Theo quy trình kỹ thuật, phiếu xét nghiệm gửi kèm mẫu định lượng Beta hCG phải cung cấp đầy đủ thông tin hành chính và lâm sàng. Thông tin nào sau đây được quy định bắt buộc phải có trên phiếu xét nghiệm để phục vụ việc kiểm soát các yếu tố ảnh hưởng kết quả?</w:t>
       </w:r>
     </w:p>
     <w:p>
       <w:pPr>
-        <w:spacing w:after="0" w:line="240" w:lineRule="auto"/>
-        <w:jc w:val="left"/>
+        <w:pStyle w:val="Normal"/>
+        <w:spacing w:lineRule="auto" w:line="240" w:before="0" w:after="0"/>
+        <w:jc w:val="start"/>
         <w:rPr>
           <w:rFonts w:eastAsia="Times New Roman" w:cs="Times New Roman"/>
           <w:szCs w:val="26"/>
@@ -673,20 +726,18 @@
     </w:p>
     <w:p>
       <w:pPr>
-        <w:spacing w:after="0" w:line="240" w:lineRule="auto"/>
-        <w:jc w:val="left"/>
-        <w:rPr>
-          <w:rFonts w:eastAsia="Times New Roman" w:cs="Times New Roman"/>
-          <w:bCs/>
-          <w:color w:val="0000FF"/>
-          <w:szCs w:val="26"/>
-        </w:rPr>
-      </w:pPr>
-      <w:r>
-        <w:rPr>
-          <w:rFonts w:eastAsia="Times New Roman" w:cs="Times New Roman"/>
-          <w:bCs/>
-          <w:color w:val="0000FF"/>
+        <w:pStyle w:val="Normal"/>
+        <w:spacing w:lineRule="auto" w:line="240" w:before="0" w:after="0"/>
+        <w:jc w:val="start"/>
+        <w:rPr>
+          <w:color w:val="FF0000"/>
+        </w:rPr>
+      </w:pPr>
+      <w:r>
+        <w:rPr>
+          <w:rFonts w:eastAsia="Times New Roman" w:cs="Times New Roman"/>
+          <w:bCs/>
+          <w:color w:val="FF0000"/>
           <w:szCs w:val="26"/>
         </w:rPr>
         <w:t xml:space="preserve">B. Danh mục các loại thuốc bệnh nhân đã sử dụng (nếu có). </w:t>
@@ -694,8 +745,9 @@
     </w:p>
     <w:p>
       <w:pPr>
-        <w:spacing w:after="0" w:line="240" w:lineRule="auto"/>
-        <w:jc w:val="left"/>
+        <w:pStyle w:val="Normal"/>
+        <w:spacing w:lineRule="auto" w:line="240" w:before="0" w:after="0"/>
+        <w:jc w:val="start"/>
         <w:rPr>
           <w:rFonts w:eastAsia="Times New Roman" w:cs="Times New Roman"/>
           <w:szCs w:val="26"/>
@@ -711,8 +763,9 @@
     </w:p>
     <w:p>
       <w:pPr>
-        <w:spacing w:after="0" w:line="240" w:lineRule="auto"/>
-        <w:jc w:val="left"/>
+        <w:pStyle w:val="Normal"/>
+        <w:spacing w:lineRule="auto" w:line="240" w:before="0" w:after="0"/>
+        <w:jc w:val="start"/>
         <w:rPr>
           <w:rFonts w:eastAsia="Times New Roman" w:cs="Times New Roman"/>
           <w:szCs w:val="26"/>
@@ -728,70 +781,56 @@
     </w:p>
     <w:p>
       <w:pPr>
+        <w:pStyle w:val="Normal"/>
         <w:numPr>
           <w:ilvl w:val="0"/>
           <w:numId w:val="1"/>
         </w:numPr>
-        <w:spacing w:before="60" w:after="60" w:line="276" w:lineRule="auto"/>
+        <w:spacing w:lineRule="auto" w:line="276" w:before="60" w:after="60"/>
         <w:contextualSpacing/>
         <w:rPr>
-          <w:rFonts w:eastAsia="Times New Roman" w:cs="Times New Roman"/>
-          <w:szCs w:val="26"/>
-          <w:highlight w:val="yellow"/>
-        </w:rPr>
-      </w:pPr>
-      <w:r>
-        <w:rPr>
-          <w:rFonts w:eastAsia="Times New Roman" w:cs="Times New Roman"/>
-          <w:szCs w:val="26"/>
-          <w:highlight w:val="yellow"/>
+          <w:b/>
+          <w:bCs/>
+          <w:highlight w:val="none"/>
+          <w:shd w:fill="auto" w:val="clear"/>
+        </w:rPr>
+      </w:pPr>
+      <w:r>
+        <w:rPr>
+          <w:rFonts w:eastAsia="Times New Roman" w:cs="Times New Roman"/>
+          <w:b/>
+          <w:bCs/>
+          <w:szCs w:val="26"/>
+          <w:shd w:fill="auto" w:val="clear"/>
         </w:rPr>
         <w:t>Trong chẩn đoán trước sinh đối với hội chứng Down và các dị tật bẩm sinh khác (như tật nứt đốt sống), chỉ số Beta hCG (phCG) được phối hợp trong bộ ba xét nghiệm (Triple test) cùng với hai thông số sinh hóa nào khác?</w:t>
       </w:r>
       <w:r>
         <w:rPr>
           <w:rFonts w:eastAsia="Times New Roman" w:cs="Times New Roman"/>
-          <w:szCs w:val="26"/>
-          <w:highlight w:val="yellow"/>
+          <w:b/>
+          <w:bCs/>
+          <w:szCs w:val="26"/>
+          <w:shd w:fill="auto" w:val="clear"/>
           <w:lang w:val="vi-VN"/>
         </w:rPr>
-        <w:t xml:space="preserve"> </w:t>
-      </w:r>
-      <w:r>
-        <w:rPr>
-          <w:rFonts w:eastAsia="Times New Roman" w:cs="Times New Roman"/>
-          <w:szCs w:val="26"/>
-          <w:highlight w:val="yellow"/>
-          <w:lang w:val="vi-VN"/>
-        </w:rPr>
-        <w:t>Giống</w:t>
-      </w:r>
-      <w:r>
-        <w:rPr>
-          <w:rFonts w:eastAsia="Times New Roman" w:cs="Times New Roman"/>
-          <w:szCs w:val="26"/>
-          <w:highlight w:val="yellow"/>
-          <w:lang w:val="vi-VN"/>
-        </w:rPr>
-        <w:t xml:space="preserve"> câu hỏi Thư đã cho</w:t>
-      </w:r>
-    </w:p>
-    <w:p>
-      <w:pPr>
-        <w:spacing w:after="0" w:line="240" w:lineRule="auto"/>
-        <w:jc w:val="left"/>
-        <w:rPr>
-          <w:rFonts w:eastAsia="Times New Roman" w:cs="Times New Roman"/>
-          <w:bCs/>
-          <w:color w:val="0000FF"/>
-          <w:szCs w:val="26"/>
-        </w:rPr>
-      </w:pPr>
-      <w:r>
-        <w:rPr>
-          <w:rFonts w:eastAsia="Times New Roman" w:cs="Times New Roman"/>
-          <w:bCs/>
-          <w:color w:val="0000FF"/>
+        <w:t xml:space="preserve"> Giống câu hỏi Thư đã cho</w:t>
+      </w:r>
+    </w:p>
+    <w:p>
+      <w:pPr>
+        <w:pStyle w:val="Normal"/>
+        <w:spacing w:lineRule="auto" w:line="240" w:before="0" w:after="0"/>
+        <w:jc w:val="start"/>
+        <w:rPr>
+          <w:color w:val="FF0000"/>
+        </w:rPr>
+      </w:pPr>
+      <w:r>
+        <w:rPr>
+          <w:rFonts w:eastAsia="Times New Roman" w:cs="Times New Roman"/>
+          <w:bCs/>
+          <w:color w:val="FF0000"/>
           <w:szCs w:val="26"/>
         </w:rPr>
         <w:t xml:space="preserve">A. Alpha-fetoprotein (aFP) và Estriol (E3). </w:t>
@@ -799,8 +838,9 @@
     </w:p>
     <w:p>
       <w:pPr>
-        <w:spacing w:after="0" w:line="240" w:lineRule="auto"/>
-        <w:jc w:val="left"/>
+        <w:pStyle w:val="Normal"/>
+        <w:spacing w:lineRule="auto" w:line="240" w:before="0" w:after="0"/>
+        <w:jc w:val="start"/>
         <w:rPr>
           <w:rFonts w:eastAsia="Times New Roman" w:cs="Times New Roman"/>
           <w:szCs w:val="26"/>
@@ -816,8 +856,9 @@
     </w:p>
     <w:p>
       <w:pPr>
-        <w:spacing w:after="0" w:line="240" w:lineRule="auto"/>
-        <w:jc w:val="left"/>
+        <w:pStyle w:val="Normal"/>
+        <w:spacing w:lineRule="auto" w:line="240" w:before="0" w:after="0"/>
+        <w:jc w:val="start"/>
         <w:rPr>
           <w:rFonts w:eastAsia="Times New Roman" w:cs="Times New Roman"/>
           <w:szCs w:val="26"/>
@@ -833,8 +874,9 @@
     </w:p>
     <w:p>
       <w:pPr>
-        <w:spacing w:after="0" w:line="240" w:lineRule="auto"/>
-        <w:jc w:val="left"/>
+        <w:pStyle w:val="Normal"/>
+        <w:spacing w:lineRule="auto" w:line="240" w:before="0" w:after="0"/>
+        <w:jc w:val="start"/>
         <w:rPr>
           <w:rFonts w:eastAsia="Times New Roman" w:cs="Times New Roman"/>
           <w:szCs w:val="26"/>
@@ -850,20 +892,23 @@
     </w:p>
     <w:p>
       <w:pPr>
+        <w:pStyle w:val="Normal"/>
         <w:numPr>
           <w:ilvl w:val="0"/>
           <w:numId w:val="1"/>
         </w:numPr>
-        <w:spacing w:before="60" w:after="60" w:line="276" w:lineRule="auto"/>
+        <w:spacing w:lineRule="auto" w:line="276" w:before="60" w:after="60"/>
         <w:contextualSpacing/>
         <w:rPr>
-          <w:rFonts w:eastAsia="Times New Roman" w:cs="Times New Roman"/>
-          <w:szCs w:val="26"/>
-        </w:rPr>
-      </w:pPr>
-      <w:r>
-        <w:rPr>
-          <w:rFonts w:eastAsia="Times New Roman" w:cs="Times New Roman"/>
+          <w:b/>
+          <w:bCs/>
+        </w:rPr>
+      </w:pPr>
+      <w:r>
+        <w:rPr>
+          <w:rFonts w:eastAsia="Times New Roman" w:cs="Times New Roman"/>
+          <w:b/>
+          <w:bCs/>
           <w:szCs w:val="26"/>
         </w:rPr>
         <w:t xml:space="preserve">Khi nhận định kết quả xét nghiệm định lượng Beta hCG, trường hợp nào sau đây phù hợp với kết luận </w:t>
@@ -880,6 +925,8 @@
       <w:r>
         <w:rPr>
           <w:rFonts w:eastAsia="Times New Roman" w:cs="Times New Roman"/>
+          <w:b/>
+          <w:bCs/>
           <w:szCs w:val="26"/>
         </w:rPr>
         <w:t xml:space="preserve"> theo đúng quy định nhận định kết quả?</w:t>
@@ -887,8 +934,9 @@
     </w:p>
     <w:p>
       <w:pPr>
-        <w:spacing w:after="0" w:line="240" w:lineRule="auto"/>
-        <w:jc w:val="left"/>
+        <w:pStyle w:val="Normal"/>
+        <w:spacing w:lineRule="auto" w:line="240" w:before="0" w:after="0"/>
+        <w:jc w:val="start"/>
         <w:rPr>
           <w:rFonts w:eastAsia="Times New Roman" w:cs="Times New Roman"/>
           <w:szCs w:val="26"/>
@@ -904,20 +952,18 @@
     </w:p>
     <w:p>
       <w:pPr>
-        <w:spacing w:after="0" w:line="240" w:lineRule="auto"/>
-        <w:jc w:val="left"/>
-        <w:rPr>
-          <w:rFonts w:eastAsia="Times New Roman" w:cs="Times New Roman"/>
-          <w:bCs/>
-          <w:color w:val="0000FF"/>
-          <w:szCs w:val="26"/>
-        </w:rPr>
-      </w:pPr>
-      <w:r>
-        <w:rPr>
-          <w:rFonts w:eastAsia="Times New Roman" w:cs="Times New Roman"/>
-          <w:bCs/>
-          <w:color w:val="0000FF"/>
+        <w:pStyle w:val="Normal"/>
+        <w:spacing w:lineRule="auto" w:line="240" w:before="0" w:after="0"/>
+        <w:jc w:val="start"/>
+        <w:rPr>
+          <w:color w:val="FF0000"/>
+        </w:rPr>
+      </w:pPr>
+      <w:r>
+        <w:rPr>
+          <w:rFonts w:eastAsia="Times New Roman" w:cs="Times New Roman"/>
+          <w:bCs/>
+          <w:color w:val="FF0000"/>
           <w:szCs w:val="26"/>
         </w:rPr>
         <w:t xml:space="preserve">B. Thai chết lưu hoặc thiểu năng rau. </w:t>
@@ -925,8 +971,9 @@
     </w:p>
     <w:p>
       <w:pPr>
-        <w:spacing w:after="0" w:line="240" w:lineRule="auto"/>
-        <w:jc w:val="left"/>
+        <w:pStyle w:val="Normal"/>
+        <w:spacing w:lineRule="auto" w:line="240" w:before="0" w:after="0"/>
+        <w:jc w:val="start"/>
         <w:rPr>
           <w:rFonts w:eastAsia="Times New Roman" w:cs="Times New Roman"/>
           <w:szCs w:val="26"/>
@@ -942,8 +989,9 @@
     </w:p>
     <w:p>
       <w:pPr>
-        <w:spacing w:after="0" w:line="240" w:lineRule="auto"/>
-        <w:jc w:val="left"/>
+        <w:pStyle w:val="Normal"/>
+        <w:spacing w:lineRule="auto" w:line="240" w:before="0" w:after="0"/>
+        <w:jc w:val="start"/>
         <w:rPr>
           <w:rFonts w:eastAsia="Times New Roman" w:cs="Times New Roman"/>
           <w:szCs w:val="26"/>
@@ -959,20 +1007,23 @@
     </w:p>
     <w:p>
       <w:pPr>
+        <w:pStyle w:val="Normal"/>
         <w:numPr>
           <w:ilvl w:val="0"/>
           <w:numId w:val="1"/>
         </w:numPr>
-        <w:spacing w:before="60" w:after="60" w:line="276" w:lineRule="auto"/>
+        <w:spacing w:lineRule="auto" w:line="276" w:before="60" w:after="60"/>
         <w:contextualSpacing/>
         <w:rPr>
-          <w:rFonts w:eastAsia="Times New Roman" w:cs="Times New Roman"/>
-          <w:szCs w:val="26"/>
-        </w:rPr>
-      </w:pPr>
-      <w:r>
-        <w:rPr>
-          <w:rFonts w:eastAsia="Times New Roman" w:cs="Times New Roman"/>
+          <w:b/>
+          <w:bCs/>
+        </w:rPr>
+      </w:pPr>
+      <w:r>
+        <w:rPr>
+          <w:rFonts w:eastAsia="Times New Roman" w:cs="Times New Roman"/>
+          <w:b/>
+          <w:bCs/>
           <w:szCs w:val="26"/>
         </w:rPr>
         <w:t xml:space="preserve">Kỹ thuật viên thực hiện lấy bệnh phẩm và xử lý ban đầu cho xét nghiệm định lượng Beta hCG. Quy cách lấy mẫu, loại chất chống đông được phép sử dụng và điều kiện bảo quản bệnh phẩm nào sau đây là </w:t>
@@ -989,6 +1040,8 @@
       <w:r>
         <w:rPr>
           <w:rFonts w:eastAsia="Times New Roman" w:cs="Times New Roman"/>
+          <w:b/>
+          <w:bCs/>
           <w:szCs w:val="26"/>
         </w:rPr>
         <w:t xml:space="preserve"> quy trình?</w:t>
@@ -996,8 +1049,9 @@
     </w:p>
     <w:p>
       <w:pPr>
-        <w:spacing w:after="0" w:line="240" w:lineRule="auto"/>
-        <w:jc w:val="left"/>
+        <w:pStyle w:val="Normal"/>
+        <w:spacing w:lineRule="auto" w:line="240" w:before="0" w:after="0"/>
+        <w:jc w:val="start"/>
         <w:rPr>
           <w:rFonts w:eastAsia="Times New Roman" w:cs="Times New Roman"/>
           <w:szCs w:val="26"/>
@@ -1013,8 +1067,9 @@
     </w:p>
     <w:p>
       <w:pPr>
-        <w:spacing w:after="0" w:line="240" w:lineRule="auto"/>
-        <w:jc w:val="left"/>
+        <w:pStyle w:val="Normal"/>
+        <w:spacing w:lineRule="auto" w:line="240" w:before="0" w:after="0"/>
+        <w:jc w:val="start"/>
         <w:rPr>
           <w:rFonts w:eastAsia="Times New Roman" w:cs="Times New Roman"/>
           <w:bCs/>
@@ -1026,16 +1081,26 @@
         <w:rPr>
           <w:rFonts w:eastAsia="Times New Roman" w:cs="Times New Roman"/>
           <w:bCs/>
+          <w:color w:val="FF0000"/>
+          <w:szCs w:val="26"/>
+        </w:rPr>
+        <w:t>B. Sử dụng huyết thanh hoặc huyết tương chống đông bằng heparin hoặc EDTA, bắt buộc ly tâm trước khi phân tích</w:t>
+      </w:r>
+      <w:r>
+        <w:rPr>
+          <w:rFonts w:eastAsia="Times New Roman" w:cs="Times New Roman"/>
+          <w:bCs/>
           <w:color w:val="0000FF"/>
           <w:szCs w:val="26"/>
         </w:rPr>
-        <w:t xml:space="preserve">B. Sử dụng huyết thanh hoặc huyết tương chống đông bằng heparin hoặc EDTA, bắt buộc ly tâm trước khi phân tích. </w:t>
-      </w:r>
-    </w:p>
-    <w:p>
-      <w:pPr>
-        <w:spacing w:after="0" w:line="240" w:lineRule="auto"/>
-        <w:jc w:val="left"/>
+        <w:t xml:space="preserve">. </w:t>
+      </w:r>
+    </w:p>
+    <w:p>
+      <w:pPr>
+        <w:pStyle w:val="Normal"/>
+        <w:spacing w:lineRule="auto" w:line="240" w:before="0" w:after="0"/>
+        <w:jc w:val="start"/>
         <w:rPr>
           <w:rFonts w:eastAsia="Times New Roman" w:cs="Times New Roman"/>
           <w:szCs w:val="26"/>
@@ -1051,59 +1116,70 @@
     </w:p>
     <w:p>
       <w:pPr>
-        <w:spacing w:after="0" w:line="240" w:lineRule="auto"/>
-        <w:jc w:val="left"/>
-        <w:rPr>
-          <w:rFonts w:eastAsia="Times New Roman" w:cs="Times New Roman"/>
-          <w:szCs w:val="26"/>
-        </w:rPr>
-      </w:pPr>
-      <w:r>
-        <w:rPr>
-          <w:rFonts w:eastAsia="Times New Roman" w:cs="Times New Roman"/>
-          <w:szCs w:val="26"/>
-        </w:rPr>
-        <w:lastRenderedPageBreak/>
+        <w:pStyle w:val="Normal"/>
+        <w:spacing w:lineRule="auto" w:line="240" w:before="0" w:after="0"/>
+        <w:jc w:val="start"/>
+        <w:rPr>
+          <w:rFonts w:eastAsia="Times New Roman" w:cs="Times New Roman"/>
+          <w:szCs w:val="26"/>
+        </w:rPr>
+      </w:pPr>
+      <w:r>
+        <w:rPr>
+          <w:rFonts w:eastAsia="Times New Roman" w:cs="Times New Roman"/>
+          <w:szCs w:val="26"/>
+        </w:rPr>
         <w:t>D. Lấy máu không chất chống đông, giữ ở nhiệt độ phòng 3 ngày trước khi tiến hành ly tâm.</w:t>
       </w:r>
     </w:p>
     <w:p>
       <w:pPr>
+        <w:pStyle w:val="Normal"/>
+        <w:spacing w:before="0" w:after="120"/>
         <w:rPr>
           <w:rFonts w:cs="Times New Roman"/>
           <w:szCs w:val="26"/>
         </w:rPr>
       </w:pPr>
+      <w:r>
+        <w:rPr>
+          <w:rFonts w:cs="Times New Roman"/>
+          <w:szCs w:val="26"/>
+        </w:rPr>
+      </w:r>
     </w:p>
     <w:sectPr>
-      <w:pgSz w:w="11907" w:h="16840" w:code="9"/>
-      <w:pgMar w:top="1134" w:right="1134" w:bottom="1134" w:left="1701" w:header="720" w:footer="720" w:gutter="0"/>
-      <w:cols w:space="720"/>
-      <w:docGrid w:linePitch="360"/>
+      <w:type w:val="nextPage"/>
+      <w:pgSz w:w="11906" w:h="16838"/>
+      <w:pgMar w:left="1701" w:right="1134" w:gutter="0" w:header="0" w:top="1134" w:footer="0" w:bottom="1134"/>
+      <w:pgNumType w:fmt="decimal"/>
+      <w:formProt w:val="false"/>
+      <w:textDirection w:val="lrTb"/>
+      <w:docGrid w:type="default" w:linePitch="360" w:charSpace="0"/>
     </w:sectPr>
   </w:body>
 </w:document>
 </file>
 
 <file path=word/numbering.xml><?xml version="1.0" encoding="utf-8"?>
-<w:numbering xmlns:wpc="http://schemas.microsoft.com/office/word/2010/wordprocessingCanvas" xmlns:cx="http://schemas.microsoft.com/office/drawing/2014/chartex" xmlns:mc="http://schemas.openxmlformats.org/markup-compatibility/2006" xmlns:o="urn:schemas-microsoft-com:office:office" xmlns:r="http://schemas.openxmlformats.org/officeDocument/2006/relationships" xmlns:m="http://schemas.openxmlformats.org/officeDocument/2006/math" xmlns:v="urn:schemas-microsoft-com:vml" xmlns:wp14="http://schemas.microsoft.com/office/word/2010/wordprocessingDrawing" xmlns:wp="http://schemas.openxmlformats.org/drawingml/2006/wordprocessingDrawing" xmlns:w10="urn:schemas-microsoft-com:office:word" xmlns:w="http://schemas.openxmlformats.org/wordprocessingml/2006/main" xmlns:w14="http://schemas.microsoft.com/office/word/2010/wordml" xmlns:w15="http://schemas.microsoft.com/office/word/2012/wordml" xmlns:w16se="http://schemas.microsoft.com/office/word/2015/wordml/symex" xmlns:wpg="http://schemas.microsoft.com/office/word/2010/wordprocessingGroup" xmlns:wpi="http://schemas.microsoft.com/office/word/2010/wordprocessingInk" xmlns:wne="http://schemas.microsoft.com/office/word/2006/wordml" xmlns:wps="http://schemas.microsoft.com/office/word/2010/wordprocessingShape" mc:Ignorable="w14 w15 w16se wp14">
-  <w:abstractNum w:abstractNumId="0" w15:restartNumberingAfterBreak="0">
-    <w:nsid w:val="25607D77"/>
-    <w:multiLevelType w:val="multilevel"/>
-    <w:tmpl w:val="25607D77"/>
+<w:numbering xmlns:w="http://schemas.openxmlformats.org/wordprocessingml/2006/main" xmlns:o="urn:schemas-microsoft-com:office:office" xmlns:r="http://schemas.openxmlformats.org/officeDocument/2006/relationships" xmlns:v="urn:schemas-microsoft-com:vml" xmlns:mc="http://schemas.openxmlformats.org/markup-compatibility/2006" xmlns:w14="http://schemas.microsoft.com/office/word/2010/wordml" mc:Ignorable="w14">
+  <w:abstractNum w:abstractNumId="1">
     <w:lvl w:ilvl="0">
       <w:start w:val="1"/>
       <w:numFmt w:val="decimal"/>
       <w:suff w:val="space"/>
       <w:lvlText w:val="Câu %1:"/>
-      <w:lvlJc w:val="left"/>
-      <w:pPr>
-        <w:ind w:left="0" w:firstLine="0"/>
+      <w:lvlJc w:val="start"/>
+      <w:pPr>
+        <w:tabs>
+          <w:tab w:val="num" w:pos="0"/>
+        </w:tabs>
+        <w:ind w:start="0" w:hanging="0"/>
       </w:pPr>
       <w:rPr>
-        <w:rFonts w:ascii="Times New Roman" w:hAnsi="Times New Roman" w:hint="default"/>
+        <w:rFonts w:ascii="Times New Roman" w:hAnsi="Times New Roman"/>
         <w:b/>
-        <w:i w:val="0"/>
+        <w:i w:val="false"/>
         <w:color w:val="auto"/>
         <w:sz w:val="26"/>
         <w:u w:val="single"/>
@@ -1114,14 +1190,16 @@
       <w:numFmt w:val="upperLetter"/>
       <w:suff w:val="space"/>
       <w:lvlText w:val="%2."/>
-      <w:lvlJc w:val="left"/>
-      <w:pPr>
-        <w:ind w:left="563" w:firstLine="97"/>
+      <w:lvlJc w:val="start"/>
+      <w:pPr>
+        <w:tabs>
+          <w:tab w:val="num" w:pos="0"/>
+        </w:tabs>
+        <w:ind w:start="563" w:firstLine="97"/>
       </w:pPr>
       <w:rPr>
-        <w:rFonts w:hint="default"/>
-        <w:b w:val="0"/>
-        <w:bCs w:val="0"/>
+        <w:b w:val="false"/>
+        <w:bCs w:val="false"/>
         <w:color w:val="auto"/>
       </w:rPr>
     </w:lvl>
@@ -1129,99 +1207,228 @@
       <w:start w:val="1"/>
       <w:numFmt w:val="lowerRoman"/>
       <w:lvlText w:val="%3)"/>
-      <w:lvlJc w:val="left"/>
-      <w:pPr>
-        <w:ind w:left="1080" w:hanging="360"/>
-      </w:pPr>
-      <w:rPr>
-        <w:rFonts w:hint="default"/>
-      </w:rPr>
+      <w:lvlJc w:val="start"/>
+      <w:pPr>
+        <w:tabs>
+          <w:tab w:val="num" w:pos="0"/>
+        </w:tabs>
+        <w:ind w:start="1080" w:hanging="360"/>
+      </w:pPr>
+      <w:rPr/>
     </w:lvl>
     <w:lvl w:ilvl="3">
       <w:start w:val="1"/>
       <w:numFmt w:val="decimal"/>
       <w:lvlText w:val="(%4)"/>
-      <w:lvlJc w:val="left"/>
-      <w:pPr>
-        <w:ind w:left="1440" w:hanging="360"/>
-      </w:pPr>
-      <w:rPr>
-        <w:rFonts w:hint="default"/>
-      </w:rPr>
+      <w:lvlJc w:val="start"/>
+      <w:pPr>
+        <w:tabs>
+          <w:tab w:val="num" w:pos="0"/>
+        </w:tabs>
+        <w:ind w:start="1440" w:hanging="360"/>
+      </w:pPr>
+      <w:rPr/>
     </w:lvl>
     <w:lvl w:ilvl="4">
       <w:start w:val="1"/>
       <w:numFmt w:val="lowerLetter"/>
       <w:lvlText w:val="(%5)"/>
-      <w:lvlJc w:val="left"/>
-      <w:pPr>
-        <w:ind w:left="1800" w:hanging="360"/>
-      </w:pPr>
-      <w:rPr>
-        <w:rFonts w:hint="default"/>
-      </w:rPr>
+      <w:lvlJc w:val="start"/>
+      <w:pPr>
+        <w:tabs>
+          <w:tab w:val="num" w:pos="0"/>
+        </w:tabs>
+        <w:ind w:start="1800" w:hanging="360"/>
+      </w:pPr>
+      <w:rPr/>
     </w:lvl>
     <w:lvl w:ilvl="5">
       <w:start w:val="1"/>
       <w:numFmt w:val="lowerRoman"/>
       <w:lvlText w:val="(%6)"/>
-      <w:lvlJc w:val="left"/>
-      <w:pPr>
-        <w:ind w:left="2160" w:hanging="360"/>
-      </w:pPr>
-      <w:rPr>
-        <w:rFonts w:hint="default"/>
-      </w:rPr>
+      <w:lvlJc w:val="start"/>
+      <w:pPr>
+        <w:tabs>
+          <w:tab w:val="num" w:pos="0"/>
+        </w:tabs>
+        <w:ind w:start="2160" w:hanging="360"/>
+      </w:pPr>
+      <w:rPr/>
     </w:lvl>
     <w:lvl w:ilvl="6">
       <w:start w:val="1"/>
       <w:numFmt w:val="decimal"/>
       <w:lvlText w:val="%7."/>
-      <w:lvlJc w:val="left"/>
-      <w:pPr>
-        <w:ind w:left="2520" w:hanging="360"/>
-      </w:pPr>
-      <w:rPr>
-        <w:rFonts w:hint="default"/>
-      </w:rPr>
+      <w:lvlJc w:val="start"/>
+      <w:pPr>
+        <w:tabs>
+          <w:tab w:val="num" w:pos="0"/>
+        </w:tabs>
+        <w:ind w:start="2520" w:hanging="360"/>
+      </w:pPr>
+      <w:rPr/>
     </w:lvl>
     <w:lvl w:ilvl="7">
       <w:start w:val="1"/>
       <w:numFmt w:val="lowerLetter"/>
       <w:lvlText w:val="%8."/>
-      <w:lvlJc w:val="left"/>
-      <w:pPr>
-        <w:ind w:left="2880" w:hanging="360"/>
-      </w:pPr>
-      <w:rPr>
-        <w:rFonts w:hint="default"/>
-      </w:rPr>
+      <w:lvlJc w:val="start"/>
+      <w:pPr>
+        <w:tabs>
+          <w:tab w:val="num" w:pos="0"/>
+        </w:tabs>
+        <w:ind w:start="2880" w:hanging="360"/>
+      </w:pPr>
+      <w:rPr/>
     </w:lvl>
     <w:lvl w:ilvl="8">
       <w:start w:val="1"/>
       <w:numFmt w:val="lowerRoman"/>
       <w:lvlText w:val="%9."/>
-      <w:lvlJc w:val="left"/>
-      <w:pPr>
-        <w:ind w:left="3240" w:hanging="360"/>
-      </w:pPr>
-      <w:rPr>
-        <w:rFonts w:hint="default"/>
-      </w:rPr>
+      <w:lvlJc w:val="start"/>
+      <w:pPr>
+        <w:tabs>
+          <w:tab w:val="num" w:pos="0"/>
+        </w:tabs>
+        <w:ind w:start="3240" w:hanging="360"/>
+      </w:pPr>
+      <w:rPr/>
+    </w:lvl>
+  </w:abstractNum>
+  <w:abstractNum w:abstractNumId="2">
+    <w:lvl w:ilvl="0">
+      <w:start w:val="1"/>
+      <w:numFmt w:val="none"/>
+      <w:suff w:val="nothing"/>
+      <w:lvlText w:val=""/>
+      <w:lvlJc w:val="start"/>
+      <w:pPr>
+        <w:tabs>
+          <w:tab w:val="num" w:pos="0"/>
+        </w:tabs>
+        <w:ind w:start="0" w:hanging="0"/>
+      </w:pPr>
+    </w:lvl>
+    <w:lvl w:ilvl="1">
+      <w:start w:val="1"/>
+      <w:numFmt w:val="none"/>
+      <w:suff w:val="nothing"/>
+      <w:lvlText w:val=""/>
+      <w:lvlJc w:val="start"/>
+      <w:pPr>
+        <w:tabs>
+          <w:tab w:val="num" w:pos="0"/>
+        </w:tabs>
+        <w:ind w:start="0" w:hanging="0"/>
+      </w:pPr>
+    </w:lvl>
+    <w:lvl w:ilvl="2">
+      <w:start w:val="1"/>
+      <w:numFmt w:val="none"/>
+      <w:suff w:val="nothing"/>
+      <w:lvlText w:val=""/>
+      <w:lvlJc w:val="start"/>
+      <w:pPr>
+        <w:tabs>
+          <w:tab w:val="num" w:pos="0"/>
+        </w:tabs>
+        <w:ind w:start="0" w:hanging="0"/>
+      </w:pPr>
+    </w:lvl>
+    <w:lvl w:ilvl="3">
+      <w:start w:val="1"/>
+      <w:numFmt w:val="none"/>
+      <w:suff w:val="nothing"/>
+      <w:lvlText w:val=""/>
+      <w:lvlJc w:val="start"/>
+      <w:pPr>
+        <w:tabs>
+          <w:tab w:val="num" w:pos="0"/>
+        </w:tabs>
+        <w:ind w:start="0" w:hanging="0"/>
+      </w:pPr>
+    </w:lvl>
+    <w:lvl w:ilvl="4">
+      <w:start w:val="1"/>
+      <w:numFmt w:val="none"/>
+      <w:suff w:val="nothing"/>
+      <w:lvlText w:val=""/>
+      <w:lvlJc w:val="start"/>
+      <w:pPr>
+        <w:tabs>
+          <w:tab w:val="num" w:pos="0"/>
+        </w:tabs>
+        <w:ind w:start="0" w:hanging="0"/>
+      </w:pPr>
+    </w:lvl>
+    <w:lvl w:ilvl="5">
+      <w:start w:val="1"/>
+      <w:numFmt w:val="none"/>
+      <w:suff w:val="nothing"/>
+      <w:lvlText w:val=""/>
+      <w:lvlJc w:val="start"/>
+      <w:pPr>
+        <w:tabs>
+          <w:tab w:val="num" w:pos="0"/>
+        </w:tabs>
+        <w:ind w:start="0" w:hanging="0"/>
+      </w:pPr>
+    </w:lvl>
+    <w:lvl w:ilvl="6">
+      <w:start w:val="1"/>
+      <w:numFmt w:val="none"/>
+      <w:suff w:val="nothing"/>
+      <w:lvlText w:val=""/>
+      <w:lvlJc w:val="start"/>
+      <w:pPr>
+        <w:tabs>
+          <w:tab w:val="num" w:pos="0"/>
+        </w:tabs>
+        <w:ind w:start="0" w:hanging="0"/>
+      </w:pPr>
+    </w:lvl>
+    <w:lvl w:ilvl="7">
+      <w:start w:val="1"/>
+      <w:numFmt w:val="none"/>
+      <w:suff w:val="nothing"/>
+      <w:lvlText w:val=""/>
+      <w:lvlJc w:val="start"/>
+      <w:pPr>
+        <w:tabs>
+          <w:tab w:val="num" w:pos="0"/>
+        </w:tabs>
+        <w:ind w:start="0" w:hanging="0"/>
+      </w:pPr>
+    </w:lvl>
+    <w:lvl w:ilvl="8">
+      <w:start w:val="1"/>
+      <w:numFmt w:val="none"/>
+      <w:suff w:val="nothing"/>
+      <w:lvlText w:val=""/>
+      <w:lvlJc w:val="start"/>
+      <w:pPr>
+        <w:tabs>
+          <w:tab w:val="num" w:pos="0"/>
+        </w:tabs>
+        <w:ind w:start="0" w:hanging="0"/>
+      </w:pPr>
     </w:lvl>
   </w:abstractNum>
   <w:num w:numId="1">
-    <w:abstractNumId w:val="0"/>
+    <w:abstractNumId w:val="1"/>
+  </w:num>
+  <w:num w:numId="2">
+    <w:abstractNumId w:val="2"/>
   </w:num>
 </w:numbering>
 </file>
 
 <file path=word/styles.xml><?xml version="1.0" encoding="utf-8"?>
-<w:styles xmlns:mc="http://schemas.openxmlformats.org/markup-compatibility/2006" xmlns:r="http://schemas.openxmlformats.org/officeDocument/2006/relationships" xmlns:w="http://schemas.openxmlformats.org/wordprocessingml/2006/main" xmlns:w14="http://schemas.microsoft.com/office/word/2010/wordml" xmlns:w15="http://schemas.microsoft.com/office/word/2012/wordml" xmlns:w16se="http://schemas.microsoft.com/office/word/2015/wordml/symex" mc:Ignorable="w14 w15 w16se">
+<w:styles xmlns:w="http://schemas.openxmlformats.org/wordprocessingml/2006/main" xmlns:w14="http://schemas.microsoft.com/office/word/2010/wordml" xmlns:mc="http://schemas.openxmlformats.org/markup-compatibility/2006" mc:Ignorable="w14">
   <w:docDefaults>
     <w:rPrDefault>
       <w:rPr>
-        <w:rFonts w:asciiTheme="minorHAnsi" w:eastAsiaTheme="minorHAnsi" w:hAnsiTheme="minorHAnsi" w:cstheme="minorBidi"/>
+        <w:rFonts w:ascii="Calibri" w:hAnsi="Calibri" w:eastAsia="Calibri" w:cs="" w:asciiTheme="minorHAnsi" w:cstheme="minorBidi" w:eastAsiaTheme="minorHAnsi" w:hAnsiTheme="minorHAnsi"/>
         <w:sz w:val="22"/>
         <w:szCs w:val="22"/>
         <w:lang w:val="en-US" w:eastAsia="en-US" w:bidi="ar-SA"/>
@@ -1229,21 +1436,21 @@
     </w:rPrDefault>
     <w:pPrDefault>
       <w:pPr>
-        <w:spacing w:after="160" w:line="259" w:lineRule="auto"/>
+        <w:suppressAutoHyphens w:val="true"/>
       </w:pPr>
     </w:pPrDefault>
   </w:docDefaults>
   <w:latentStyles w:defLockedState="0" w:defUIPriority="99" w:defSemiHidden="0" w:defUnhideWhenUsed="0" w:defQFormat="0" w:count="371">
     <w:lsdException w:name="Normal" w:uiPriority="0" w:qFormat="1"/>
     <w:lsdException w:name="heading 1" w:uiPriority="9" w:qFormat="1"/>
-    <w:lsdException w:name="heading 2" w:semiHidden="1" w:uiPriority="9" w:unhideWhenUsed="1" w:qFormat="1"/>
-    <w:lsdException w:name="heading 3" w:semiHidden="1" w:uiPriority="9" w:unhideWhenUsed="1" w:qFormat="1"/>
-    <w:lsdException w:name="heading 4" w:semiHidden="1" w:uiPriority="9" w:unhideWhenUsed="1" w:qFormat="1"/>
-    <w:lsdException w:name="heading 5" w:semiHidden="1" w:uiPriority="9" w:unhideWhenUsed="1" w:qFormat="1"/>
-    <w:lsdException w:name="heading 6" w:semiHidden="1" w:uiPriority="9" w:unhideWhenUsed="1" w:qFormat="1"/>
-    <w:lsdException w:name="heading 7" w:semiHidden="1" w:uiPriority="9" w:unhideWhenUsed="1" w:qFormat="1"/>
-    <w:lsdException w:name="heading 8" w:semiHidden="1" w:uiPriority="9" w:unhideWhenUsed="1" w:qFormat="1"/>
-    <w:lsdException w:name="heading 9" w:semiHidden="1" w:uiPriority="9" w:unhideWhenUsed="1" w:qFormat="1"/>
+    <w:lsdException w:name="heading 2" w:uiPriority="9" w:semiHidden="1" w:unhideWhenUsed="1" w:qFormat="1"/>
+    <w:lsdException w:name="heading 3" w:uiPriority="9" w:semiHidden="1" w:unhideWhenUsed="1" w:qFormat="1"/>
+    <w:lsdException w:name="heading 4" w:uiPriority="9" w:semiHidden="1" w:unhideWhenUsed="1" w:qFormat="1"/>
+    <w:lsdException w:name="heading 5" w:uiPriority="9" w:semiHidden="1" w:unhideWhenUsed="1" w:qFormat="1"/>
+    <w:lsdException w:name="heading 6" w:uiPriority="9" w:semiHidden="1" w:unhideWhenUsed="1" w:qFormat="1"/>
+    <w:lsdException w:name="heading 7" w:uiPriority="9" w:semiHidden="1" w:unhideWhenUsed="1" w:qFormat="1"/>
+    <w:lsdException w:name="heading 8" w:uiPriority="9" w:semiHidden="1" w:unhideWhenUsed="1" w:qFormat="1"/>
+    <w:lsdException w:name="heading 9" w:uiPriority="9" w:semiHidden="1" w:unhideWhenUsed="1" w:qFormat="1"/>
     <w:lsdException w:name="index 1" w:semiHidden="1" w:unhideWhenUsed="1"/>
     <w:lsdException w:name="index 2" w:semiHidden="1" w:unhideWhenUsed="1"/>
     <w:lsdException w:name="index 3" w:semiHidden="1" w:unhideWhenUsed="1"/>
@@ -1253,22 +1460,22 @@
     <w:lsdException w:name="index 7" w:semiHidden="1" w:unhideWhenUsed="1"/>
     <w:lsdException w:name="index 8" w:semiHidden="1" w:unhideWhenUsed="1"/>
     <w:lsdException w:name="index 9" w:semiHidden="1" w:unhideWhenUsed="1"/>
-    <w:lsdException w:name="toc 1" w:semiHidden="1" w:uiPriority="39" w:unhideWhenUsed="1"/>
-    <w:lsdException w:name="toc 2" w:semiHidden="1" w:uiPriority="39" w:unhideWhenUsed="1"/>
-    <w:lsdException w:name="toc 3" w:semiHidden="1" w:uiPriority="39" w:unhideWhenUsed="1"/>
-    <w:lsdException w:name="toc 4" w:semiHidden="1" w:uiPriority="39" w:unhideWhenUsed="1"/>
-    <w:lsdException w:name="toc 5" w:semiHidden="1" w:uiPriority="39" w:unhideWhenUsed="1"/>
-    <w:lsdException w:name="toc 6" w:semiHidden="1" w:uiPriority="39" w:unhideWhenUsed="1"/>
-    <w:lsdException w:name="toc 7" w:semiHidden="1" w:uiPriority="39" w:unhideWhenUsed="1"/>
-    <w:lsdException w:name="toc 8" w:semiHidden="1" w:uiPriority="39" w:unhideWhenUsed="1"/>
-    <w:lsdException w:name="toc 9" w:semiHidden="1" w:uiPriority="39" w:unhideWhenUsed="1"/>
+    <w:lsdException w:name="toc 1" w:uiPriority="39" w:semiHidden="1" w:unhideWhenUsed="1"/>
+    <w:lsdException w:name="toc 2" w:uiPriority="39" w:semiHidden="1" w:unhideWhenUsed="1"/>
+    <w:lsdException w:name="toc 3" w:uiPriority="39" w:semiHidden="1" w:unhideWhenUsed="1"/>
+    <w:lsdException w:name="toc 4" w:uiPriority="39" w:semiHidden="1" w:unhideWhenUsed="1"/>
+    <w:lsdException w:name="toc 5" w:uiPriority="39" w:semiHidden="1" w:unhideWhenUsed="1"/>
+    <w:lsdException w:name="toc 6" w:uiPriority="39" w:semiHidden="1" w:unhideWhenUsed="1"/>
+    <w:lsdException w:name="toc 7" w:uiPriority="39" w:semiHidden="1" w:unhideWhenUsed="1"/>
+    <w:lsdException w:name="toc 8" w:uiPriority="39" w:semiHidden="1" w:unhideWhenUsed="1"/>
+    <w:lsdException w:name="toc 9" w:uiPriority="39" w:semiHidden="1" w:unhideWhenUsed="1"/>
     <w:lsdException w:name="Normal Indent" w:semiHidden="1" w:unhideWhenUsed="1"/>
     <w:lsdException w:name="footnote text" w:semiHidden="1" w:unhideWhenUsed="1"/>
     <w:lsdException w:name="annotation text" w:semiHidden="1" w:unhideWhenUsed="1"/>
     <w:lsdException w:name="header" w:semiHidden="1" w:unhideWhenUsed="1"/>
     <w:lsdException w:name="footer" w:semiHidden="1" w:unhideWhenUsed="1"/>
     <w:lsdException w:name="index heading" w:semiHidden="1" w:unhideWhenUsed="1"/>
-    <w:lsdException w:name="caption" w:semiHidden="1" w:uiPriority="35" w:unhideWhenUsed="1" w:qFormat="1"/>
+    <w:lsdException w:name="caption" w:uiPriority="35" w:semiHidden="1" w:unhideWhenUsed="1" w:qFormat="1"/>
     <w:lsdException w:name="table of figures" w:semiHidden="1" w:unhideWhenUsed="1"/>
     <w:lsdException w:name="envelope address" w:semiHidden="1" w:unhideWhenUsed="1"/>
     <w:lsdException w:name="envelope return" w:semiHidden="1" w:unhideWhenUsed="1"/>
@@ -1299,7 +1506,7 @@
     <w:lsdException w:name="Title" w:uiPriority="10" w:qFormat="1"/>
     <w:lsdException w:name="Closing" w:semiHidden="1" w:unhideWhenUsed="1"/>
     <w:lsdException w:name="Signature" w:semiHidden="1" w:unhideWhenUsed="1"/>
-    <w:lsdException w:name="Default Paragraph Font" w:semiHidden="1" w:uiPriority="1" w:unhideWhenUsed="1"/>
+    <w:lsdException w:name="Default Paragraph Font" w:uiPriority="1" w:semiHidden="1" w:unhideWhenUsed="1"/>
     <w:lsdException w:name="Body Text" w:semiHidden="1" w:unhideWhenUsed="1"/>
     <w:lsdException w:name="Body Text Indent" w:semiHidden="1" w:unhideWhenUsed="1"/>
     <w:lsdException w:name="List Continue" w:semiHidden="1" w:unhideWhenUsed="1"/>
@@ -1499,8 +1706,8 @@
     <w:lsdException w:name="Subtle Reference" w:uiPriority="31" w:qFormat="1"/>
     <w:lsdException w:name="Intense Reference" w:uiPriority="32" w:qFormat="1"/>
     <w:lsdException w:name="Book Title" w:uiPriority="33" w:qFormat="1"/>
-    <w:lsdException w:name="Bibliography" w:semiHidden="1" w:uiPriority="37" w:unhideWhenUsed="1"/>
-    <w:lsdException w:name="TOC Heading" w:semiHidden="1" w:uiPriority="39" w:unhideWhenUsed="1" w:qFormat="1"/>
+    <w:lsdException w:name="Bibliography" w:uiPriority="37" w:semiHidden="1" w:unhideWhenUsed="1"/>
+    <w:lsdException w:name="TOC Heading" w:uiPriority="39" w:semiHidden="1" w:unhideWhenUsed="1" w:qFormat="1"/>
     <w:lsdException w:name="Plain Table 1" w:uiPriority="41"/>
     <w:lsdException w:name="Plain Table 2" w:uiPriority="42"/>
     <w:lsdException w:name="Plain Table 3" w:uiPriority="43"/>
@@ -1606,17 +1813,23 @@
     <w:lsdException w:name="List Table 6 Colorful Accent 6" w:uiPriority="51"/>
     <w:lsdException w:name="List Table 7 Colorful Accent 6" w:uiPriority="52"/>
   </w:latentStyles>
-  <w:style w:type="paragraph" w:default="1" w:styleId="Normal">
+  <w:style w:type="paragraph" w:styleId="Normal" w:default="1">
     <w:name w:val="Normal"/>
     <w:qFormat/>
-    <w:rsid w:val="00C12B7E"/>
+    <w:rsid w:val="00c12b7e"/>
     <w:pPr>
-      <w:spacing w:after="120" w:line="324" w:lineRule="auto"/>
+      <w:widowControl/>
+      <w:bidi w:val="0"/>
+      <w:spacing w:lineRule="auto" w:line="324" w:before="0" w:after="120"/>
       <w:jc w:val="both"/>
     </w:pPr>
     <w:rPr>
-      <w:rFonts w:ascii="Times New Roman" w:hAnsi="Times New Roman"/>
+      <w:rFonts w:ascii="Times New Roman" w:hAnsi="Times New Roman" w:eastAsia="Calibri" w:cs="" w:cstheme="minorBidi" w:eastAsiaTheme="minorHAnsi"/>
+      <w:color w:val="auto"/>
+      <w:kern w:val="0"/>
       <w:sz w:val="26"/>
+      <w:szCs w:val="22"/>
+      <w:lang w:val="en-US" w:eastAsia="en-US" w:bidi="ar-SA"/>
     </w:rPr>
   </w:style>
   <w:style w:type="paragraph" w:styleId="Heading1">
@@ -1627,16 +1840,16 @@
     <w:autoRedefine/>
     <w:uiPriority w:val="9"/>
     <w:qFormat/>
-    <w:rsid w:val="00C12B7E"/>
+    <w:rsid w:val="00c12b7e"/>
     <w:pPr>
-      <w:keepNext/>
+      <w:keepNext w:val="true"/>
       <w:keepLines/>
       <w:spacing w:before="240" w:after="0"/>
-      <w:jc w:val="left"/>
+      <w:jc w:val="start"/>
       <w:outlineLvl w:val="0"/>
     </w:pPr>
     <w:rPr>
-      <w:rFonts w:eastAsiaTheme="majorEastAsia" w:cstheme="majorBidi"/>
+      <w:rFonts w:eastAsia="" w:cs="" w:cstheme="majorBidi" w:eastAsiaTheme="majorEastAsia"/>
       <w:b/>
       <w:szCs w:val="32"/>
     </w:rPr>
@@ -1651,16 +1864,16 @@
     <w:semiHidden/>
     <w:unhideWhenUsed/>
     <w:qFormat/>
-    <w:rsid w:val="00C12B7E"/>
+    <w:rsid w:val="00c12b7e"/>
     <w:pPr>
-      <w:keepNext/>
+      <w:keepNext w:val="true"/>
       <w:keepLines/>
       <w:spacing w:before="120" w:after="0"/>
-      <w:jc w:val="left"/>
+      <w:jc w:val="start"/>
       <w:outlineLvl w:val="1"/>
     </w:pPr>
     <w:rPr>
-      <w:rFonts w:eastAsiaTheme="majorEastAsia" w:cstheme="majorBidi"/>
+      <w:rFonts w:eastAsia="" w:cs="" w:cstheme="majorBidi" w:eastAsiaTheme="majorEastAsia"/>
       <w:b/>
       <w:szCs w:val="26"/>
     </w:rPr>
@@ -1674,26 +1887,158 @@
     <w:uiPriority w:val="9"/>
     <w:unhideWhenUsed/>
     <w:qFormat/>
-    <w:rsid w:val="00C12B7E"/>
+    <w:rsid w:val="00c12b7e"/>
     <w:pPr>
-      <w:keepNext/>
+      <w:keepNext w:val="true"/>
       <w:keepLines/>
       <w:spacing w:before="120" w:after="0"/>
-      <w:jc w:val="left"/>
+      <w:jc w:val="start"/>
       <w:outlineLvl w:val="2"/>
     </w:pPr>
     <w:rPr>
-      <w:rFonts w:eastAsiaTheme="majorEastAsia" w:cstheme="majorBidi"/>
+      <w:rFonts w:eastAsia="" w:cs="" w:cstheme="majorBidi" w:eastAsiaTheme="majorEastAsia"/>
       <w:b/>
       <w:i/>
       <w:szCs w:val="24"/>
     </w:rPr>
   </w:style>
-  <w:style w:type="character" w:default="1" w:styleId="DefaultParagraphFont">
+  <w:style w:type="character" w:styleId="DefaultParagraphFont" w:default="1">
     <w:name w:val="Default Paragraph Font"/>
     <w:uiPriority w:val="1"/>
     <w:semiHidden/>
     <w:unhideWhenUsed/>
+    <w:qFormat/>
+    <w:rPr/>
+  </w:style>
+  <w:style w:type="character" w:styleId="Heading1Char" w:customStyle="1">
+    <w:name w:val="Heading 1 Char"/>
+    <w:basedOn w:val="DefaultParagraphFont"/>
+    <w:link w:val="Heading1"/>
+    <w:uiPriority w:val="9"/>
+    <w:qFormat/>
+    <w:rsid w:val="00c12b7e"/>
+    <w:rPr>
+      <w:rFonts w:ascii="Times New Roman" w:hAnsi="Times New Roman" w:eastAsia="" w:cs="" w:cstheme="majorBidi" w:eastAsiaTheme="majorEastAsia"/>
+      <w:b/>
+      <w:sz w:val="26"/>
+      <w:szCs w:val="32"/>
+    </w:rPr>
+  </w:style>
+  <w:style w:type="character" w:styleId="Heading2Char" w:customStyle="1">
+    <w:name w:val="Heading 2 Char"/>
+    <w:basedOn w:val="DefaultParagraphFont"/>
+    <w:link w:val="Heading2"/>
+    <w:uiPriority w:val="9"/>
+    <w:semiHidden/>
+    <w:qFormat/>
+    <w:rsid w:val="00c12b7e"/>
+    <w:rPr>
+      <w:rFonts w:ascii="Times New Roman" w:hAnsi="Times New Roman" w:eastAsia="" w:cs="" w:cstheme="majorBidi" w:eastAsiaTheme="majorEastAsia"/>
+      <w:b/>
+      <w:sz w:val="26"/>
+      <w:szCs w:val="26"/>
+    </w:rPr>
+  </w:style>
+  <w:style w:type="character" w:styleId="Heading3Char" w:customStyle="1">
+    <w:name w:val="Heading 3 Char"/>
+    <w:basedOn w:val="DefaultParagraphFont"/>
+    <w:link w:val="Heading3"/>
+    <w:uiPriority w:val="9"/>
+    <w:qFormat/>
+    <w:rsid w:val="00c12b7e"/>
+    <w:rPr>
+      <w:rFonts w:ascii="Times New Roman" w:hAnsi="Times New Roman" w:eastAsia="" w:cs="" w:cstheme="majorBidi" w:eastAsiaTheme="majorEastAsia"/>
+      <w:b/>
+      <w:i/>
+      <w:sz w:val="26"/>
+      <w:szCs w:val="24"/>
+    </w:rPr>
+  </w:style>
+  <w:style w:type="paragraph" w:styleId="Heading">
+    <w:name w:val="Heading"/>
+    <w:basedOn w:val="Normal"/>
+    <w:next w:val="BodyText"/>
+    <w:qFormat/>
+    <w:pPr>
+      <w:keepNext w:val="true"/>
+      <w:spacing w:before="240" w:after="120"/>
+    </w:pPr>
+    <w:rPr>
+      <w:rFonts w:ascii="Liberation Sans" w:hAnsi="Liberation Sans" w:eastAsia="Noto Sans CJK SC" w:cs="Noto Sans Devanagari"/>
+      <w:sz w:val="28"/>
+      <w:szCs w:val="28"/>
+    </w:rPr>
+  </w:style>
+  <w:style w:type="paragraph" w:styleId="BodyText">
+    <w:name w:val="Body Text"/>
+    <w:basedOn w:val="Normal"/>
+    <w:pPr>
+      <w:spacing w:lineRule="auto" w:line="276" w:before="0" w:after="140"/>
+    </w:pPr>
+    <w:rPr/>
+  </w:style>
+  <w:style w:type="paragraph" w:styleId="List">
+    <w:name w:val="List"/>
+    <w:basedOn w:val="BodyText"/>
+    <w:pPr/>
+    <w:rPr>
+      <w:rFonts w:cs="Noto Sans Devanagari"/>
+    </w:rPr>
+  </w:style>
+  <w:style w:type="paragraph" w:styleId="Caption">
+    <w:name w:val="caption"/>
+    <w:basedOn w:val="Normal"/>
+    <w:qFormat/>
+    <w:pPr>
+      <w:suppressLineNumbers/>
+      <w:spacing w:before="120" w:after="120"/>
+    </w:pPr>
+    <w:rPr>
+      <w:rFonts w:cs="Noto Sans Devanagari"/>
+      <w:i/>
+      <w:iCs/>
+      <w:sz w:val="24"/>
+      <w:szCs w:val="24"/>
+    </w:rPr>
+  </w:style>
+  <w:style w:type="paragraph" w:styleId="Index">
+    <w:name w:val="Index"/>
+    <w:basedOn w:val="Normal"/>
+    <w:qFormat/>
+    <w:pPr>
+      <w:suppressLineNumbers/>
+    </w:pPr>
+    <w:rPr>
+      <w:rFonts w:cs="Noto Sans Devanagari"/>
+    </w:rPr>
+  </w:style>
+  <w:style w:type="paragraph" w:styleId="NoSpacing">
+    <w:name w:val="No Spacing"/>
+    <w:autoRedefine/>
+    <w:uiPriority w:val="1"/>
+    <w:qFormat/>
+    <w:rsid w:val="00c12b7e"/>
+    <w:pPr>
+      <w:widowControl/>
+      <w:bidi w:val="0"/>
+      <w:spacing w:lineRule="auto" w:line="240" w:before="0" w:after="0"/>
+      <w:jc w:val="both"/>
+    </w:pPr>
+    <w:rPr>
+      <w:rFonts w:ascii="Times New Roman" w:hAnsi="Times New Roman" w:eastAsia="Calibri" w:cs="" w:cstheme="minorBidi" w:eastAsiaTheme="minorHAnsi"/>
+      <w:color w:val="auto"/>
+      <w:kern w:val="0"/>
+      <w:sz w:val="26"/>
+      <w:szCs w:val="22"/>
+      <w:lang w:val="en-US" w:eastAsia="en-US" w:bidi="ar-SA"/>
+    </w:rPr>
+  </w:style>
+  <w:style w:type="numbering" w:styleId="NoList" w:default="1">
+    <w:name w:val="No List"/>
+    <w:uiPriority w:val="99"/>
+    <w:semiHidden/>
+    <w:unhideWhenUsed/>
+    <w:qFormat/>
   </w:style>
   <w:style w:type="table" w:default="1" w:styleId="TableNormal">
     <w:name w:val="Normal Table"/>
@@ -1701,7 +2046,6 @@
     <w:semiHidden/>
     <w:unhideWhenUsed/>
     <w:tblPr>
-      <w:tblInd w:w="0" w:type="dxa"/>
       <w:tblCellMar>
         <w:top w:w="0" w:type="dxa"/>
         <w:left w:w="108" w:type="dxa"/>
@@ -1710,80 +2054,18 @@
       </w:tblCellMar>
     </w:tblPr>
   </w:style>
-  <w:style w:type="numbering" w:default="1" w:styleId="NoList">
-    <w:name w:val="No List"/>
-    <w:uiPriority w:val="99"/>
-    <w:semiHidden/>
-    <w:unhideWhenUsed/>
-  </w:style>
-  <w:style w:type="paragraph" w:styleId="NoSpacing">
-    <w:name w:val="No Spacing"/>
-    <w:autoRedefine/>
-    <w:uiPriority w:val="1"/>
-    <w:qFormat/>
-    <w:rsid w:val="00C12B7E"/>
-    <w:pPr>
-      <w:spacing w:after="0" w:line="240" w:lineRule="auto"/>
-      <w:jc w:val="both"/>
-    </w:pPr>
-    <w:rPr>
-      <w:rFonts w:ascii="Times New Roman" w:hAnsi="Times New Roman"/>
-      <w:sz w:val="26"/>
-    </w:rPr>
-  </w:style>
-  <w:style w:type="character" w:customStyle="1" w:styleId="Heading1Char">
-    <w:name w:val="Heading 1 Char"/>
-    <w:basedOn w:val="DefaultParagraphFont"/>
-    <w:link w:val="Heading1"/>
-    <w:uiPriority w:val="9"/>
-    <w:rsid w:val="00C12B7E"/>
-    <w:rPr>
-      <w:rFonts w:ascii="Times New Roman" w:eastAsiaTheme="majorEastAsia" w:hAnsi="Times New Roman" w:cstheme="majorBidi"/>
-      <w:b/>
-      <w:sz w:val="26"/>
-      <w:szCs w:val="32"/>
-    </w:rPr>
-  </w:style>
-  <w:style w:type="character" w:customStyle="1" w:styleId="Heading2Char">
-    <w:name w:val="Heading 2 Char"/>
-    <w:basedOn w:val="DefaultParagraphFont"/>
-    <w:link w:val="Heading2"/>
-    <w:uiPriority w:val="9"/>
-    <w:semiHidden/>
-    <w:rsid w:val="00C12B7E"/>
-    <w:rPr>
-      <w:rFonts w:ascii="Times New Roman" w:eastAsiaTheme="majorEastAsia" w:hAnsi="Times New Roman" w:cstheme="majorBidi"/>
-      <w:b/>
-      <w:sz w:val="26"/>
-      <w:szCs w:val="26"/>
-    </w:rPr>
-  </w:style>
-  <w:style w:type="character" w:customStyle="1" w:styleId="Heading3Char">
-    <w:name w:val="Heading 3 Char"/>
-    <w:basedOn w:val="DefaultParagraphFont"/>
-    <w:link w:val="Heading3"/>
-    <w:uiPriority w:val="9"/>
-    <w:rsid w:val="00C12B7E"/>
-    <w:rPr>
-      <w:rFonts w:ascii="Times New Roman" w:eastAsiaTheme="majorEastAsia" w:hAnsi="Times New Roman" w:cstheme="majorBidi"/>
-      <w:b/>
-      <w:i/>
-      <w:sz w:val="26"/>
-      <w:szCs w:val="24"/>
-    </w:rPr>
-  </w:style>
 </w:styles>
 </file>
 
 <file path=word/theme/theme1.xml><?xml version="1.0" encoding="utf-8"?>
-<a:theme xmlns:a="http://schemas.openxmlformats.org/drawingml/2006/main" name="Office Theme">
+<a:theme xmlns:a="http://schemas.openxmlformats.org/drawingml/2006/main" xmlns:r="http://schemas.openxmlformats.org/officeDocument/2006/relationships" name="Office Theme">
   <a:themeElements>
     <a:clrScheme name="Office">
       <a:dk1>
-        <a:sysClr val="windowText" lastClr="000000"/>
+        <a:srgbClr val="000000"/>
       </a:dk1>
       <a:lt1>
-        <a:sysClr val="window" lastClr="FFFFFF"/>
+        <a:srgbClr val="FFFFFF"/>
       </a:lt1>
       <a:dk2>
         <a:srgbClr val="44546A"/>
@@ -1818,119 +2100,55 @@
     </a:clrScheme>
     <a:fontScheme name="Office">
       <a:majorFont>
-        <a:latin typeface="Calibri Light" panose="020F0302020204030204"/>
+        <a:latin typeface="Calibri Light" panose="020F0302020204030204" pitchFamily="0" charset="1"/>
         <a:ea typeface=""/>
         <a:cs typeface=""/>
-        <a:font script="Jpan" typeface="游ゴシック Light"/>
-        <a:font script="Hang" typeface="맑은 고딕"/>
-        <a:font script="Hans" typeface="等线 Light"/>
-        <a:font script="Hant" typeface="新細明體"/>
-        <a:font script="Arab" typeface="Times New Roman"/>
-        <a:font script="Hebr" typeface="Times New Roman"/>
-        <a:font script="Thai" typeface="Angsana New"/>
-        <a:font script="Ethi" typeface="Nyala"/>
-        <a:font script="Beng" typeface="Vrinda"/>
-        <a:font script="Gujr" typeface="Shruti"/>
-        <a:font script="Khmr" typeface="MoolBoran"/>
-        <a:font script="Knda" typeface="Tunga"/>
-        <a:font script="Guru" typeface="Raavi"/>
-        <a:font script="Cans" typeface="Euphemia"/>
-        <a:font script="Cher" typeface="Plantagenet Cherokee"/>
-        <a:font script="Yiii" typeface="Microsoft Yi Baiti"/>
-        <a:font script="Tibt" typeface="Microsoft Himalaya"/>
-        <a:font script="Thaa" typeface="MV Boli"/>
-        <a:font script="Deva" typeface="Mangal"/>
-        <a:font script="Telu" typeface="Gautami"/>
-        <a:font script="Taml" typeface="Latha"/>
-        <a:font script="Syrc" typeface="Estrangelo Edessa"/>
-        <a:font script="Orya" typeface="Kalinga"/>
-        <a:font script="Mlym" typeface="Kartika"/>
-        <a:font script="Laoo" typeface="DokChampa"/>
-        <a:font script="Sinh" typeface="Iskoola Pota"/>
-        <a:font script="Mong" typeface="Mongolian Baiti"/>
-        <a:font script="Viet" typeface="Times New Roman"/>
-        <a:font script="Uigh" typeface="Microsoft Uighur"/>
-        <a:font script="Geor" typeface="Sylfaen"/>
       </a:majorFont>
       <a:minorFont>
-        <a:latin typeface="Calibri" panose="020F0502020204030204"/>
+        <a:latin typeface="Calibri" panose="020F0502020204030204" pitchFamily="0" charset="1"/>
         <a:ea typeface=""/>
         <a:cs typeface=""/>
-        <a:font script="Jpan" typeface="游明朝"/>
-        <a:font script="Hang" typeface="맑은 고딕"/>
-        <a:font script="Hans" typeface="等线"/>
-        <a:font script="Hant" typeface="新細明體"/>
-        <a:font script="Arab" typeface="Arial"/>
-        <a:font script="Hebr" typeface="Arial"/>
-        <a:font script="Thai" typeface="Cordia New"/>
-        <a:font script="Ethi" typeface="Nyala"/>
-        <a:font script="Beng" typeface="Vrinda"/>
-        <a:font script="Gujr" typeface="Shruti"/>
-        <a:font script="Khmr" typeface="DaunPenh"/>
-        <a:font script="Knda" typeface="Tunga"/>
-        <a:font script="Guru" typeface="Raavi"/>
-        <a:font script="Cans" typeface="Euphemia"/>
-        <a:font script="Cher" typeface="Plantagenet Cherokee"/>
-        <a:font script="Yiii" typeface="Microsoft Yi Baiti"/>
-        <a:font script="Tibt" typeface="Microsoft Himalaya"/>
-        <a:font script="Thaa" typeface="MV Boli"/>
-        <a:font script="Deva" typeface="Mangal"/>
-        <a:font script="Telu" typeface="Gautami"/>
-        <a:font script="Taml" typeface="Latha"/>
-        <a:font script="Syrc" typeface="Estrangelo Edessa"/>
-        <a:font script="Orya" typeface="Kalinga"/>
-        <a:font script="Mlym" typeface="Kartika"/>
-        <a:font script="Laoo" typeface="DokChampa"/>
-        <a:font script="Sinh" typeface="Iskoola Pota"/>
-        <a:font script="Mong" typeface="Mongolian Baiti"/>
-        <a:font script="Viet" typeface="Arial"/>
-        <a:font script="Uigh" typeface="Microsoft Uighur"/>
-        <a:font script="Geor" typeface="Sylfaen"/>
       </a:minorFont>
     </a:fontScheme>
-    <a:fmtScheme name="Office">
+    <a:fmtScheme>
       <a:fillStyleLst>
         <a:solidFill>
           <a:schemeClr val="phClr"/>
         </a:solidFill>
-        <a:gradFill rotWithShape="1">
+        <a:gradFill>
           <a:gsLst>
             <a:gs pos="0">
               <a:schemeClr val="phClr">
                 <a:lumMod val="110000"/>
-                <a:satMod val="105000"/>
                 <a:tint val="67000"/>
               </a:schemeClr>
             </a:gs>
             <a:gs pos="50000">
               <a:schemeClr val="phClr">
                 <a:lumMod val="105000"/>
-                <a:satMod val="103000"/>
                 <a:tint val="73000"/>
               </a:schemeClr>
             </a:gs>
             <a:gs pos="100000">
               <a:schemeClr val="phClr">
                 <a:lumMod val="105000"/>
-                <a:satMod val="109000"/>
                 <a:tint val="81000"/>
               </a:schemeClr>
             </a:gs>
           </a:gsLst>
           <a:lin ang="5400000" scaled="0"/>
+          <a:tileRect l="0" t="0" r="0" b="0"/>
         </a:gradFill>
-        <a:gradFill rotWithShape="1">
+        <a:gradFill>
           <a:gsLst>
             <a:gs pos="0">
               <a:schemeClr val="phClr">
-                <a:satMod val="103000"/>
                 <a:lumMod val="102000"/>
                 <a:tint val="94000"/>
               </a:schemeClr>
             </a:gs>
             <a:gs pos="50000">
               <a:schemeClr val="phClr">
-                <a:satMod val="110000"/>
                 <a:lumMod val="100000"/>
                 <a:shade val="100000"/>
               </a:schemeClr>
@@ -1938,33 +2156,24 @@
             <a:gs pos="100000">
               <a:schemeClr val="phClr">
                 <a:lumMod val="99000"/>
-                <a:satMod val="120000"/>
                 <a:shade val="78000"/>
               </a:schemeClr>
             </a:gs>
           </a:gsLst>
           <a:lin ang="5400000" scaled="0"/>
+          <a:tileRect l="0" t="0" r="0" b="0"/>
         </a:gradFill>
       </a:fillStyleLst>
       <a:lnStyleLst>
         <a:ln w="6350" cap="flat" cmpd="sng" algn="ctr">
-          <a:solidFill>
-            <a:schemeClr val="phClr"/>
-          </a:solidFill>
           <a:prstDash val="solid"/>
           <a:miter lim="800000"/>
         </a:ln>
         <a:ln w="12700" cap="flat" cmpd="sng" algn="ctr">
-          <a:solidFill>
-            <a:schemeClr val="phClr"/>
-          </a:solidFill>
           <a:prstDash val="solid"/>
           <a:miter lim="800000"/>
         </a:ln>
         <a:ln w="19050" cap="flat" cmpd="sng" algn="ctr">
-          <a:solidFill>
-            <a:schemeClr val="phClr"/>
-          </a:solidFill>
           <a:prstDash val="solid"/>
           <a:miter lim="800000"/>
         </a:ln>
@@ -1977,13 +2186,7 @@
           <a:effectLst/>
         </a:effectStyle>
         <a:effectStyle>
-          <a:effectLst>
-            <a:outerShdw blurRad="57150" dist="19050" dir="5400000" algn="ctr" rotWithShape="0">
-              <a:srgbClr val="000000">
-                <a:alpha val="63000"/>
-              </a:srgbClr>
-            </a:outerShdw>
-          </a:effectLst>
+          <a:effectLst/>
         </a:effectStyle>
       </a:effectStyleLst>
       <a:bgFillStyleLst>
@@ -1993,15 +2196,13 @@
         <a:solidFill>
           <a:schemeClr val="phClr">
             <a:tint val="95000"/>
-            <a:satMod val="170000"/>
           </a:schemeClr>
         </a:solidFill>
-        <a:gradFill rotWithShape="1">
+        <a:gradFill>
           <a:gsLst>
             <a:gs pos="0">
               <a:schemeClr val="phClr">
                 <a:tint val="93000"/>
-                <a:satMod val="150000"/>
                 <a:shade val="98000"/>
                 <a:lumMod val="102000"/>
               </a:schemeClr>
@@ -2009,7 +2210,6 @@
             <a:gs pos="50000">
               <a:schemeClr val="phClr">
                 <a:tint val="98000"/>
-                <a:satMod val="130000"/>
                 <a:shade val="90000"/>
                 <a:lumMod val="103000"/>
               </a:schemeClr>
@@ -2017,21 +2217,14 @@
             <a:gs pos="100000">
               <a:schemeClr val="phClr">
                 <a:shade val="63000"/>
-                <a:satMod val="120000"/>
               </a:schemeClr>
             </a:gs>
           </a:gsLst>
           <a:lin ang="5400000" scaled="0"/>
+          <a:tileRect l="0" t="0" r="0" b="0"/>
         </a:gradFill>
       </a:bgFillStyleLst>
     </a:fmtScheme>
   </a:themeElements>
-  <a:objectDefaults/>
-  <a:extraClrSchemeLst/>
-  <a:extLst>
-    <a:ext uri="{05A4C25C-085E-4340-85A3-A5531E510DB2}">
-      <thm15:themeFamily xmlns:thm15="http://schemas.microsoft.com/office/thememl/2012/main" name="Office Theme" id="{62F939B6-93AF-4DB8-9C6B-D6C7DFDC589F}" vid="{4A3C46E8-61CC-4603-A589-7422A47A8E4A}"/>
-    </a:ext>
-  </a:extLst>
 </a:theme>
 </file>